--- a/Documentation/Project Docuemnentation.docx
+++ b/Documentation/Project Docuemnentation.docx
@@ -2636,9 +2636,32 @@
         <w:rPr>
           <w:sz w:val="24"/>
         </w:rPr>
-        <w:t xml:space="preserve">This is certify that the mini project based report </w:t>
-      </w:r>
-      <w:proofErr w:type="spellStart"/>
+        <w:t xml:space="preserve">This is </w:t>
+      </w:r>
+      <w:r>
+        <w:rPr>
+          <w:sz w:val="24"/>
+        </w:rPr>
+        <w:t>certified</w:t>
+      </w:r>
+      <w:r>
+        <w:rPr>
+          <w:sz w:val="24"/>
+        </w:rPr>
+        <w:t xml:space="preserve"> that the mini </w:t>
+      </w:r>
+      <w:r>
+        <w:rPr>
+          <w:sz w:val="24"/>
+        </w:rPr>
+        <w:t>project-based</w:t>
+      </w:r>
+      <w:r>
+        <w:rPr>
+          <w:sz w:val="24"/>
+        </w:rPr>
+        <w:t xml:space="preserve"> report </w:t>
+      </w:r>
       <w:r>
         <w:rPr>
           <w:sz w:val="24"/>
@@ -2651,17 +2674,8 @@
           <w:color w:val="FF0000"/>
           <w:sz w:val="28"/>
         </w:rPr>
-        <w:t>“</w:t>
-      </w:r>
-      <w:r>
-        <w:rPr>
-          <w:b/>
-          <w:color w:val="FF0000"/>
-          <w:sz w:val="28"/>
-        </w:rPr>
-        <w:t>Cinephile</w:t>
-      </w:r>
-      <w:proofErr w:type="spellEnd"/>
+        <w:t xml:space="preserve"> “Cinephile</w:t>
+      </w:r>
       <w:r>
         <w:rPr>
           <w:b/>
@@ -2706,93 +2720,46 @@
         </w:rPr>
         <w:t xml:space="preserve">a </w:t>
       </w:r>
-      <w:proofErr w:type="spellStart"/>
-      <w:r>
-        <w:rPr>
-          <w:sz w:val="24"/>
-        </w:rPr>
-        <w:t>bonafide</w:t>
-      </w:r>
-      <w:proofErr w:type="spellEnd"/>
+      <w:r>
+        <w:rPr>
+          <w:sz w:val="24"/>
+        </w:rPr>
+        <w:t>Bonafide</w:t>
+      </w:r>
       <w:r>
         <w:rPr>
           <w:spacing w:val="53"/>
           <w:sz w:val="24"/>
         </w:rPr>
-        <w:t xml:space="preserve">  </w:t>
-      </w:r>
-      <w:r>
-        <w:rPr>
-          <w:sz w:val="24"/>
-        </w:rPr>
-        <w:t>work</w:t>
+        <w:t xml:space="preserve"> work</w:t>
       </w:r>
       <w:r>
         <w:rPr>
           <w:spacing w:val="51"/>
           <w:sz w:val="24"/>
         </w:rPr>
-        <w:t xml:space="preserve">  </w:t>
-      </w:r>
-      <w:r>
-        <w:rPr>
-          <w:sz w:val="24"/>
-        </w:rPr>
-        <w:t>done</w:t>
+        <w:t xml:space="preserve"> done</w:t>
       </w:r>
       <w:r>
         <w:rPr>
           <w:spacing w:val="53"/>
           <w:sz w:val="24"/>
         </w:rPr>
-        <w:t xml:space="preserve">  </w:t>
-      </w:r>
-      <w:r>
-        <w:rPr>
-          <w:sz w:val="24"/>
-        </w:rPr>
-        <w:t>and</w:t>
-      </w:r>
-      <w:r>
-        <w:rPr>
-          <w:spacing w:val="53"/>
-          <w:sz w:val="24"/>
-        </w:rPr>
-        <w:t xml:space="preserve">  </w:t>
-      </w:r>
-      <w:r>
-        <w:rPr>
-          <w:sz w:val="24"/>
-        </w:rPr>
-        <w:t>submitted</w:t>
+        <w:t xml:space="preserve"> and submitted</w:t>
       </w:r>
       <w:r>
         <w:rPr>
           <w:spacing w:val="55"/>
           <w:sz w:val="24"/>
         </w:rPr>
-        <w:t xml:space="preserve">  </w:t>
-      </w:r>
-      <w:r>
-        <w:rPr>
-          <w:sz w:val="24"/>
-        </w:rPr>
-        <w:t>by</w:t>
+        <w:t xml:space="preserve"> by</w:t>
       </w:r>
       <w:r>
         <w:rPr>
           <w:spacing w:val="51"/>
           <w:sz w:val="24"/>
         </w:rPr>
-        <w:t xml:space="preserve">  </w:t>
-      </w:r>
-      <w:r>
-        <w:rPr>
-          <w:b/>
-          <w:color w:val="6EAC46"/>
-          <w:sz w:val="28"/>
-        </w:rPr>
-        <w:t>BHAVANAM</w:t>
+        <w:t xml:space="preserve"> BHAVANAM</w:t>
       </w:r>
       <w:r>
         <w:rPr>
@@ -2826,7 +2793,15 @@
           <w:color w:val="6EAC46"/>
           <w:sz w:val="28"/>
         </w:rPr>
-        <w:t>REDDY-</w:t>
+        <w:t>REDDY</w:t>
+      </w:r>
+      <w:r>
+        <w:rPr>
+          <w:b/>
+          <w:color w:val="6EAC46"/>
+          <w:sz w:val="28"/>
+        </w:rPr>
+        <w:t>-</w:t>
       </w:r>
       <w:r>
         <w:rPr>
@@ -2835,16 +2810,7 @@
           <w:spacing w:val="48"/>
           <w:sz w:val="28"/>
         </w:rPr>
-        <w:t xml:space="preserve">  </w:t>
-      </w:r>
-      <w:r>
-        <w:rPr>
-          <w:b/>
-          <w:color w:val="6EAC46"/>
-          <w:spacing w:val="-2"/>
-          <w:sz w:val="28"/>
-        </w:rPr>
-        <w:t>2520030283</w:t>
+        <w:t xml:space="preserve"> 2520030283</w:t>
       </w:r>
     </w:p>
     <w:p>
@@ -4312,14 +4278,12 @@
         </w:rPr>
         <w:t xml:space="preserve">Spring Security, JSON Web Tokens (JWT), and </w:t>
       </w:r>
-      <w:proofErr w:type="spellStart"/>
-      <w:r>
-        <w:rPr>
-          <w:b/>
-        </w:rPr>
-        <w:t>BCrypt</w:t>
-      </w:r>
-      <w:proofErr w:type="spellEnd"/>
+      <w:r>
+        <w:rPr>
+          <w:b/>
+        </w:rPr>
+        <w:t>Crypt</w:t>
+      </w:r>
       <w:r>
         <w:rPr>
           <w:b/>
@@ -8171,14 +8135,12 @@
         </w:rPr>
         <w:t xml:space="preserve"> </w:t>
       </w:r>
-      <w:proofErr w:type="spellStart"/>
-      <w:r>
-        <w:rPr>
-          <w:sz w:val="24"/>
-        </w:rPr>
-        <w:t>BCrypt</w:t>
-      </w:r>
-      <w:proofErr w:type="spellEnd"/>
+      <w:r>
+        <w:rPr>
+          <w:sz w:val="24"/>
+        </w:rPr>
+        <w:t>Crypt</w:t>
+      </w:r>
       <w:r>
         <w:rPr>
           <w:sz w:val="24"/>
@@ -8977,14 +8939,12 @@
         </w:rPr>
         <w:t xml:space="preserve">Unoptimized, uncompressed image assets and </w:t>
       </w:r>
-      <w:proofErr w:type="spellStart"/>
-      <w:r>
-        <w:rPr>
-          <w:sz w:val="24"/>
-        </w:rPr>
-        <w:t>unminified</w:t>
-      </w:r>
-      <w:proofErr w:type="spellEnd"/>
+      <w:r>
+        <w:rPr>
+          <w:sz w:val="24"/>
+        </w:rPr>
+        <w:t>unmagnified</w:t>
+      </w:r>
       <w:r>
         <w:rPr>
           <w:sz w:val="24"/>
@@ -10187,11 +10147,9 @@
         </w:rPr>
         <w:t xml:space="preserve"> </w:t>
       </w:r>
-      <w:proofErr w:type="spellStart"/>
-      <w:r>
-        <w:t>BCrypt</w:t>
-      </w:r>
-      <w:proofErr w:type="spellEnd"/>
+      <w:r>
+        <w:t>Crypt</w:t>
+      </w:r>
       <w:r>
         <w:rPr>
           <w:spacing w:val="-4"/>
@@ -11554,19 +11512,11 @@
         </w:rPr>
         <w:t xml:space="preserve"> </w:t>
       </w:r>
-      <w:proofErr w:type="spellStart"/>
-      <w:r>
-        <w:rPr>
-          <w:sz w:val="24"/>
-        </w:rPr>
-        <w:t>React’s</w:t>
-      </w:r>
-      <w:proofErr w:type="spellEnd"/>
-      <w:r>
-        <w:rPr>
-          <w:sz w:val="24"/>
-        </w:rPr>
-        <w:t xml:space="preserve"> virtual DOM to achieve rapid page transitions and instant filter updates.</w:t>
+      <w:r>
+        <w:rPr>
+          <w:sz w:val="24"/>
+        </w:rPr>
+        <w:t>React’s virtual DOM to achieve rapid page transitions and instant filter updates.</w:t>
       </w:r>
     </w:p>
     <w:p>
@@ -11868,21 +11818,7 @@
         <w:rPr>
           <w:sz w:val="24"/>
         </w:rPr>
-        <w:t xml:space="preserve">API using Spring’s modern </w:t>
-      </w:r>
-      <w:proofErr w:type="spellStart"/>
-      <w:r>
-        <w:rPr>
-          <w:sz w:val="24"/>
-        </w:rPr>
-        <w:t>RestClient</w:t>
-      </w:r>
-      <w:proofErr w:type="spellEnd"/>
-      <w:r>
-        <w:rPr>
-          <w:sz w:val="24"/>
-        </w:rPr>
-        <w:t xml:space="preserve"> to fetch real-time global movie records.</w:t>
+        <w:t>API using Spring’s modern RestClient to fetch real-time global movie records.</w:t>
       </w:r>
     </w:p>
     <w:p>
@@ -12016,14 +11952,12 @@
         </w:rPr>
         <w:t xml:space="preserve"> </w:t>
       </w:r>
-      <w:proofErr w:type="spellStart"/>
       <w:r>
         <w:rPr>
           <w:sz w:val="24"/>
         </w:rPr>
         <w:t>BCrypt</w:t>
       </w:r>
-      <w:proofErr w:type="spellEnd"/>
       <w:r>
         <w:rPr>
           <w:spacing w:val="5"/>
@@ -14224,14 +14158,12 @@
         </w:rPr>
         <w:t xml:space="preserve"> </w:t>
       </w:r>
-      <w:proofErr w:type="spellStart"/>
       <w:r>
         <w:rPr>
           <w:sz w:val="24"/>
         </w:rPr>
         <w:t>BCrypt</w:t>
       </w:r>
-      <w:proofErr w:type="spellEnd"/>
       <w:r>
         <w:rPr>
           <w:spacing w:val="3"/>
@@ -14846,16 +14778,14 @@
           <w:sz w:val="24"/>
         </w:rPr>
       </w:pPr>
-      <w:proofErr w:type="spellStart"/>
       <w:r>
         <w:rPr>
           <w:b/>
           <w:sz w:val="24"/>
         </w:rPr>
         <w:lastRenderedPageBreak/>
-        <w:t>emonstration</w:t>
-      </w:r>
-      <w:proofErr w:type="spellEnd"/>
+        <w:t>demonstration</w:t>
+      </w:r>
       <w:r>
         <w:rPr>
           <w:b/>
@@ -18296,21 +18226,11 @@
         <w:t xml:space="preserve"> </w:t>
       </w:r>
       <w:r>
-        <w:t xml:space="preserve">Drives (SSDs) utilizing </w:t>
-      </w:r>
-      <w:proofErr w:type="spellStart"/>
-      <w:r>
-        <w:t>NVMe</w:t>
-      </w:r>
-      <w:proofErr w:type="spellEnd"/>
-      <w:r>
-        <w:t xml:space="preserve"> or SATA interfaces with a minimum capacity of 256 GB are essential. Fast read and write capabilities significantly reduce Maven dependency indexing, </w:t>
-      </w:r>
-      <w:proofErr w:type="spellStart"/>
-      <w:r>
-        <w:t>node_modules</w:t>
-      </w:r>
-      <w:proofErr w:type="spellEnd"/>
+        <w:t xml:space="preserve">Drives (SSDs) utilizing NVMe or SATA interfaces with a minimum capacity of 256 GB are essential. Fast read and write capabilities significantly reduce Maven dependency indexing, </w:t>
+      </w:r>
+      <w:r>
+        <w:t>node modules</w:t>
+      </w:r>
       <w:r>
         <w:rPr>
           <w:spacing w:val="80"/>
@@ -18329,11 +18249,9 @@
       <w:r>
         <w:t xml:space="preserve">pane. Reliable broadband connectivity (10 Mbps or higher) is necessary for continuous TMDB API querying and cloud repository </w:t>
       </w:r>
-      <w:proofErr w:type="spellStart"/>
-      <w:r>
-        <w:t>synchronisation</w:t>
-      </w:r>
-      <w:proofErr w:type="spellEnd"/>
+      <w:r>
+        <w:t>synchronization</w:t>
+      </w:r>
       <w:r>
         <w:t>.</w:t>
       </w:r>
@@ -18469,15 +18387,7 @@
         <w:jc w:val="both"/>
       </w:pPr>
       <w:r>
-        <w:t xml:space="preserve">On the client and build side, the Node.js runtime environment (version 18.x LTS or higher, with testing verified on Node.js v24 LTS) along with </w:t>
-      </w:r>
-      <w:proofErr w:type="spellStart"/>
-      <w:r>
-        <w:t>npm</w:t>
-      </w:r>
-      <w:proofErr w:type="spellEnd"/>
-      <w:r>
-        <w:t xml:space="preserve"> (version 10+) is required. Node.js functions as the host runtime for Vite, managing package dependencies and compiling</w:t>
+        <w:t>On the client and build side, the Node.js runtime environment (version 18.x LTS or higher, with testing verified on Node.js v24 LTS) along with npm (version 10+) is required. Node.js functions as the host runtime for Vite, managing package dependencies and compiling</w:t>
       </w:r>
       <w:r>
         <w:rPr>
@@ -18805,11 +18715,9 @@
       <w:r>
         <w:t xml:space="preserve">ecosystem. Postman is employed as the primary API development and testing utility, allowing engineers to craft, simulate, and automate HTTP requests against REST controllers. Git provides distributed version control, tracking changes across local branches and </w:t>
       </w:r>
-      <w:proofErr w:type="spellStart"/>
-      <w:r>
-        <w:t>synchronising</w:t>
-      </w:r>
-      <w:proofErr w:type="spellEnd"/>
+      <w:r>
+        <w:t>synchronizing</w:t>
+      </w:r>
       <w:r>
         <w:t xml:space="preserve"> with GitHub for remote repository backup, pull-request reviews, and collaborative source code </w:t>
       </w:r>
@@ -18965,15 +18873,7 @@
         <w:t xml:space="preserve"> </w:t>
       </w:r>
       <w:r>
-        <w:t xml:space="preserve">of </w:t>
-      </w:r>
-      <w:proofErr w:type="spellStart"/>
-      <w:r>
-        <w:t>React’s</w:t>
-      </w:r>
-      <w:proofErr w:type="spellEnd"/>
-      <w:r>
-        <w:t xml:space="preserve"> Virtual DOM diffing algorithms, the interface re-renders only those specific nodes affected by state mutations, eliminating full-page reloads and minimizing browser reflows.</w:t>
+        <w:t>of React’s Virtual DOM diffing algorithms, the interface re-renders only those specific nodes affected by state mutations, eliminating full-page reloads and minimizing browser reflows.</w:t>
       </w:r>
     </w:p>
     <w:p>
@@ -19053,11 +18953,9 @@
       <w:r>
         <w:t xml:space="preserve">Details, Explore, and Authentication views while maintaining synchronized browser history. Axios handles all HTTP interactions with the backend, incorporating request interceptors that automatically retrieve the user's stored JSON Web Token from </w:t>
       </w:r>
-      <w:proofErr w:type="spellStart"/>
-      <w:r>
-        <w:t>localStorage</w:t>
-      </w:r>
-      <w:proofErr w:type="spellEnd"/>
+      <w:r>
+        <w:t>local Storage</w:t>
+      </w:r>
       <w:r>
         <w:t xml:space="preserve"> and inject it into outbound Authorization: Bearer headers, guaranteeing secure and seamless communication.</w:t>
       </w:r>
@@ -19139,15 +19037,7 @@
         <w:jc w:val="both"/>
       </w:pPr>
       <w:r>
-        <w:t xml:space="preserve">Security is enforced at the network entry point via Spring Security. The system implements a stateless </w:t>
-      </w:r>
-      <w:proofErr w:type="spellStart"/>
-      <w:r>
-        <w:t>SecurityFilterChain</w:t>
-      </w:r>
-      <w:proofErr w:type="spellEnd"/>
-      <w:r>
-        <w:t xml:space="preserve"> that explicitly disables session cookies and Cross-Site Request Forgery (CSRF) tokens, substituting them with cryptographic token-based authorization. A custom Cross-Origin Resource Sharing (CORS) policy is declared to permit incoming traffic from any local development origin pattern </w:t>
+        <w:t xml:space="preserve">Security is enforced at the network entry point via Spring Security. The system implements a stateless SecurityFilterChain that explicitly disables session cookies and Cross-Site Request Forgery (CSRF) tokens, substituting them with cryptographic token-based authorization. A custom Cross-Origin Resource Sharing (CORS) policy is declared to permit incoming traffic from any local development origin pattern </w:t>
       </w:r>
       <w:hyperlink r:id="rId16">
         <w:r>
@@ -19191,23 +19081,7 @@
         <w:jc w:val="both"/>
       </w:pPr>
       <w:r>
-        <w:t xml:space="preserve">User authentication is secured using JSON Web Tokens (via JJWT 0.13.0) and </w:t>
-      </w:r>
-      <w:proofErr w:type="spellStart"/>
-      <w:r>
-        <w:t>BCrypt</w:t>
-      </w:r>
-      <w:proofErr w:type="spellEnd"/>
-      <w:r>
-        <w:t xml:space="preserve"> password encryption. When a client submits valid login credentials, the server generates an HMAC-SHA cryptographically signed JWT token containing user identifiers, issued timestamps, and expiration parameters. On subsequent authenticated calls, Spring Security filters parse and validate the token signature before granting access to protected endpoints. User passwords undergo salted one-way hashing via </w:t>
-      </w:r>
-      <w:proofErr w:type="spellStart"/>
-      <w:r>
-        <w:t>BCryptPasswordEncoder</w:t>
-      </w:r>
-      <w:proofErr w:type="spellEnd"/>
-      <w:r>
-        <w:t xml:space="preserve"> prior to database storage, protecting user credentials against dictionary and rainbow-table attacks.</w:t>
+        <w:t>User authentication is secured using JSON Web Tokens (via JJWT 0.13.0) and BCrypt password encryption. When a client submits valid login credentials, the server generates an HMAC-SHA cryptographically signed JWT token containing user identifiers, issued timestamps, and expiration parameters. On subsequent authenticated calls, Spring Security filters parse and validate the token signature before granting access to protected endpoints. User passwords undergo salted one-way hashing via BCryptPasswordEncoder prior to database storage, protecting user credentials against dictionary and rainbow-table attacks.</w:t>
       </w:r>
     </w:p>
     <w:p>
@@ -19218,31 +19092,7 @@
         <w:jc w:val="both"/>
       </w:pPr>
       <w:r>
-        <w:t xml:space="preserve">Third-party communication is managed through Spring's modern </w:t>
-      </w:r>
-      <w:proofErr w:type="spellStart"/>
-      <w:r>
-        <w:t>RestClient</w:t>
-      </w:r>
-      <w:proofErr w:type="spellEnd"/>
-      <w:r>
-        <w:t xml:space="preserve">. Configured within </w:t>
-      </w:r>
-      <w:proofErr w:type="spellStart"/>
-      <w:r>
-        <w:t>TmdbService</w:t>
-      </w:r>
-      <w:proofErr w:type="spellEnd"/>
-      <w:r>
-        <w:t xml:space="preserve">, </w:t>
-      </w:r>
-      <w:proofErr w:type="spellStart"/>
-      <w:r>
-        <w:t>RestClient</w:t>
-      </w:r>
-      <w:proofErr w:type="spellEnd"/>
-      <w:r>
-        <w:t xml:space="preserve"> acts as a secure upstream gateway to The Movie Database (TMDB). It injects server-side API bearer tokens, formats query strings, and handles external GET requests synchronously without exposing private API credentials to client-side</w:t>
+        <w:t>Third-party communication is managed through Spring's modern RestClient. Configured within TmdbService, RestClient acts as a secure upstream gateway to The Movie Database (TMDB). It injects server-side API bearer tokens, formats query strings, and handles external GET requests synchronously without exposing private API credentials to client-side</w:t>
       </w:r>
       <w:r>
         <w:rPr>
@@ -19341,129 +19191,76 @@
         <w:jc w:val="both"/>
       </w:pPr>
       <w:r>
-        <w:t>Object-Relational Mapping (ORM) is implemented through Spring Data JPA with Hibernate serving as the underlying persistence provider. Hibernate maps the Java User entity class directly</w:t>
+        <w:t xml:space="preserve">Object-Relational Mapping (ORM) is implemented through Spring Data JPA with Hibernate serving as the underlying persistence provider. Hibernate maps the Java User entity class </w:t>
+      </w:r>
+      <w:r>
+        <w:t>directly</w:t>
       </w:r>
       <w:r>
         <w:rPr>
           <w:spacing w:val="80"/>
         </w:rPr>
+        <w:t xml:space="preserve"> to the MySQL relational table named users</w:t>
+      </w:r>
+      <w:r>
+        <w:t>.</w:t>
+      </w:r>
+      <w:r>
+        <w:rPr>
+          <w:spacing w:val="80"/>
+        </w:rPr>
         <w:t xml:space="preserve">  </w:t>
       </w:r>
       <w:r>
-        <w:t>to</w:t>
+        <w:t>Through</w:t>
       </w:r>
       <w:r>
         <w:rPr>
           <w:spacing w:val="80"/>
         </w:rPr>
-        <w:t xml:space="preserve">  </w:t>
-      </w:r>
-      <w:r>
-        <w:t>the</w:t>
+        <w:t xml:space="preserve"> Spring</w:t>
+      </w:r>
+      <w:r>
+        <w:t xml:space="preserve"> Boot’s </w:t>
+      </w:r>
+      <w:proofErr w:type="spellStart"/>
+      <w:r>
+        <w:t>spring.jpa.hibernate.ddl</w:t>
+      </w:r>
+      <w:proofErr w:type="spellEnd"/>
+      <w:r>
+        <w:t>-auto=update configuration, the database schema is automatically updated upon application startup to mirror entity model changes. Spring Data JPA eliminates redundant data-access boilerplate code by generating runtime</w:t>
       </w:r>
       <w:r>
         <w:rPr>
           <w:spacing w:val="80"/>
         </w:rPr>
-        <w:t xml:space="preserve">  </w:t>
-      </w:r>
-      <w:r>
-        <w:t>MySQL</w:t>
-      </w:r>
-      <w:r>
-        <w:rPr>
-          <w:spacing w:val="80"/>
-        </w:rPr>
-        <w:t xml:space="preserve">  </w:t>
-      </w:r>
-      <w:r>
-        <w:t>relational</w:t>
-      </w:r>
-      <w:r>
-        <w:rPr>
-          <w:spacing w:val="80"/>
-        </w:rPr>
-        <w:t xml:space="preserve">  </w:t>
-      </w:r>
-      <w:r>
-        <w:t>table</w:t>
-      </w:r>
-      <w:r>
-        <w:rPr>
-          <w:spacing w:val="80"/>
-        </w:rPr>
-        <w:t xml:space="preserve">  </w:t>
-      </w:r>
-      <w:r>
-        <w:t>named</w:t>
-      </w:r>
-      <w:r>
-        <w:rPr>
-          <w:spacing w:val="80"/>
-        </w:rPr>
-        <w:t xml:space="preserve">  </w:t>
-      </w:r>
-      <w:r>
-        <w:t>users.</w:t>
-      </w:r>
-      <w:r>
-        <w:rPr>
-          <w:spacing w:val="80"/>
-        </w:rPr>
-        <w:t xml:space="preserve">  </w:t>
-      </w:r>
-      <w:r>
-        <w:t>Through</w:t>
-      </w:r>
-      <w:r>
-        <w:rPr>
-          <w:spacing w:val="80"/>
-        </w:rPr>
-        <w:t xml:space="preserve">  </w:t>
-      </w:r>
-      <w:r>
-        <w:t xml:space="preserve">Spring Boot’s </w:t>
+        <w:t xml:space="preserve"> </w:t>
+      </w:r>
+      <w:r>
+        <w:t xml:space="preserve">implementations of repository interfaces (such as UserRepository), allowing developers to execute operations like </w:t>
       </w:r>
       <w:proofErr w:type="spellStart"/>
       <w:r>
-        <w:t>spring.jpa.hibernate.ddl</w:t>
+        <w:t>findByEmailaddress</w:t>
       </w:r>
       <w:proofErr w:type="spellEnd"/>
       <w:r>
-        <w:t>-auto=update configuration, the database schema is automatically updated upon application startup to mirror entity model changes. Spring Data JPA eliminates redundant data-access boilerplate code by generating runtime</w:t>
-      </w:r>
-      <w:r>
-        <w:rPr>
-          <w:spacing w:val="80"/>
-        </w:rPr>
-        <w:t xml:space="preserve"> </w:t>
-      </w:r>
-      <w:r>
-        <w:t xml:space="preserve">implementations of repository interfaces (such as </w:t>
+        <w:t xml:space="preserve"> (</w:t>
+      </w:r>
+      <w:r>
+        <w:t xml:space="preserve">) and </w:t>
       </w:r>
       <w:proofErr w:type="spellStart"/>
       <w:r>
-        <w:t>UserRepository</w:t>
+        <w:t>existsByEmailaddress</w:t>
       </w:r>
       <w:proofErr w:type="spellEnd"/>
       <w:r>
-        <w:t xml:space="preserve">), allowing developers to execute operations like </w:t>
-      </w:r>
-      <w:proofErr w:type="spellStart"/>
-      <w:r>
-        <w:t>findByEmailaddress</w:t>
-      </w:r>
-      <w:proofErr w:type="spellEnd"/>
-      <w:r>
-        <w:t xml:space="preserve">() and </w:t>
-      </w:r>
-      <w:proofErr w:type="spellStart"/>
-      <w:r>
-        <w:t>existsByEmailaddress</w:t>
-      </w:r>
-      <w:proofErr w:type="spellEnd"/>
-      <w:r>
-        <w:t>() through derived query methods.</w:t>
+        <w:t xml:space="preserve"> (</w:t>
+      </w:r>
+      <w:r>
+        <w:t>) through derived query methods.</w:t>
       </w:r>
     </w:p>
     <w:p>
@@ -19474,15 +19271,7 @@
         <w:jc w:val="both"/>
       </w:pPr>
       <w:r>
-        <w:t xml:space="preserve">Database connection management is handled by the </w:t>
-      </w:r>
-      <w:proofErr w:type="spellStart"/>
-      <w:r>
-        <w:t>HikariCP</w:t>
-      </w:r>
-      <w:proofErr w:type="spellEnd"/>
-      <w:r>
-        <w:t xml:space="preserve"> connection pool, recognized</w:t>
+        <w:t>Database connection management is handled by the HikariCP connection pool, recognized</w:t>
       </w:r>
       <w:r>
         <w:rPr>
@@ -19491,15 +19280,7 @@
         <w:t xml:space="preserve"> </w:t>
       </w:r>
       <w:r>
-        <w:t xml:space="preserve">for its minimal zero-overhead performance. </w:t>
-      </w:r>
-      <w:proofErr w:type="spellStart"/>
-      <w:r>
-        <w:t>HikariCP</w:t>
-      </w:r>
-      <w:proofErr w:type="spellEnd"/>
-      <w:r>
-        <w:t xml:space="preserve"> maintains a pool of active database connections, eliminating the performance penalties of opening and closing physical database sockets for every HTTP transaction. The database design adheres to Third Normal Form (3NF), preventing data anomalies and optimizing indexing performance across primary and unique key columns.</w:t>
+        <w:t>for its minimal zero-overhead performance. HikariCP maintains a pool of active database connections, eliminating the performance penalties of opening and closing physical database sockets for every HTTP transaction. The database design adheres to Third Normal Form (3NF), preventing data anomalies and optimizing indexing performance across primary and unique key columns.</w:t>
       </w:r>
     </w:p>
     <w:p>
@@ -19599,79 +19380,55 @@
         <w:t xml:space="preserve"> </w:t>
       </w:r>
       <w:r>
-        <w:t>distinct units of work—such as frontend styling enhancements, security filter configurations, or TMDB service implementations—into dedicated branches before merging them into the main development branch. This prevents unstable, experimental code from compromising the working</w:t>
+        <w:t xml:space="preserve">distinct units of work—such as frontend styling enhancements, security filter configurations, or TMDB service implementations—into dedicated branches before merging them into the main development branch. This prevents unstable, experimental code from compromising the </w:t>
+      </w:r>
+      <w:r>
+        <w:t>working</w:t>
       </w:r>
       <w:r>
         <w:rPr>
           <w:spacing w:val="80"/>
         </w:rPr>
+        <w:t xml:space="preserve"> codebase</w:t>
+      </w:r>
+      <w:r>
+        <w:t>.</w:t>
+      </w:r>
+      <w:r>
+        <w:rPr>
+          <w:spacing w:val="80"/>
+        </w:rPr>
         <w:t xml:space="preserve">  </w:t>
       </w:r>
       <w:r>
-        <w:t>codebase.</w:t>
+        <w:t>Branch</w:t>
       </w:r>
       <w:r>
         <w:rPr>
           <w:spacing w:val="80"/>
         </w:rPr>
-        <w:t xml:space="preserve">  </w:t>
-      </w:r>
-      <w:r>
-        <w:t>Branch</w:t>
-      </w:r>
-      <w:r>
-        <w:rPr>
-          <w:spacing w:val="80"/>
-        </w:rPr>
-        <w:t xml:space="preserve">  </w:t>
-      </w:r>
-      <w:r>
-        <w:t>protection</w:t>
-      </w:r>
-      <w:r>
-        <w:rPr>
-          <w:spacing w:val="80"/>
-        </w:rPr>
-        <w:t xml:space="preserve">  </w:t>
-      </w:r>
-      <w:r>
-        <w:t>rules</w:t>
-      </w:r>
-      <w:r>
-        <w:rPr>
-          <w:spacing w:val="80"/>
-        </w:rPr>
-        <w:t xml:space="preserve">  </w:t>
-      </w:r>
-      <w:r>
-        <w:t>and</w:t>
-      </w:r>
-      <w:r>
-        <w:rPr>
-          <w:spacing w:val="80"/>
-        </w:rPr>
-        <w:t xml:space="preserve">  </w:t>
-      </w:r>
-      <w:r>
-        <w:t>semantic</w:t>
-      </w:r>
-      <w:r>
-        <w:rPr>
-          <w:spacing w:val="80"/>
-        </w:rPr>
-        <w:t xml:space="preserve">  </w:t>
-      </w:r>
-      <w:r>
-        <w:t>commit</w:t>
-      </w:r>
-      <w:r>
-        <w:rPr>
-          <w:spacing w:val="80"/>
-        </w:rPr>
-        <w:t xml:space="preserve">  </w:t>
-      </w:r>
-      <w:r>
-        <w:t xml:space="preserve">messages (feat:, fix:, refactor:, chore:) provide an audit trail of architectural decisions and issue </w:t>
+        <w:t xml:space="preserve"> protection rules and semantic commit messages</w:t>
+      </w:r>
+      <w:r>
+        <w:t xml:space="preserve"> (</w:t>
+      </w:r>
+      <w:r>
+        <w:t>feat:</w:t>
+      </w:r>
+      <w:r>
+        <w:t xml:space="preserve"> </w:t>
+      </w:r>
+      <w:r>
+        <w:t>fix:</w:t>
+      </w:r>
+      <w:r>
+        <w:t xml:space="preserve"> </w:t>
+      </w:r>
+      <w:r>
+        <w:t>refactor:</w:t>
+      </w:r>
+      <w:r>
+        <w:t xml:space="preserve"> chore:) provide an audit trail of architectural decisions and issue </w:t>
       </w:r>
       <w:r>
         <w:rPr>
@@ -19688,7 +19445,10 @@
         <w:jc w:val="both"/>
       </w:pPr>
       <w:r>
-        <w:t>To maintain environment security, a .</w:t>
+        <w:t xml:space="preserve">To maintain environment security, </w:t>
+      </w:r>
+      <w:r>
+        <w:t xml:space="preserve">a. </w:t>
       </w:r>
       <w:proofErr w:type="spellStart"/>
       <w:r>
@@ -19696,23 +19456,7 @@
       </w:r>
       <w:proofErr w:type="spellEnd"/>
       <w:r>
-        <w:t xml:space="preserve"> configuration is enforced across both backend and frontend directories. This prevents the accidental commitment of sensitive files, such as local environment configurations, compiled bytecode (target/), client build directories (</w:t>
-      </w:r>
-      <w:proofErr w:type="spellStart"/>
-      <w:r>
-        <w:t>dist</w:t>
-      </w:r>
-      <w:proofErr w:type="spellEnd"/>
-      <w:r>
-        <w:t>/), and dependency packages (</w:t>
-      </w:r>
-      <w:proofErr w:type="spellStart"/>
-      <w:r>
-        <w:t>node_modules</w:t>
-      </w:r>
-      <w:proofErr w:type="spellEnd"/>
-      <w:r>
-        <w:t>/). In addition, GitHub acts as an offsite backup, supporting continuous synchronization and cross-machine development.</w:t>
+        <w:t xml:space="preserve"> configuration is enforced across both backend and frontend directories. This prevents the accidental commitment of sensitive files, such as local environment configurations, compiled bytecode (target/), client build directories (dist/), and dependency packages (node_modules/). In addition, GitHub acts as an offsite backup, supporting continuous synchronization and cross-machine development.</w:t>
       </w:r>
     </w:p>
     <w:p>
@@ -19936,55 +19680,7 @@
         <w:t xml:space="preserve"> </w:t>
       </w:r>
       <w:r>
-        <w:t>such as /</w:t>
-      </w:r>
-      <w:proofErr w:type="spellStart"/>
-      <w:r>
-        <w:t>api</w:t>
-      </w:r>
-      <w:proofErr w:type="spellEnd"/>
-      <w:r>
-        <w:t>/</w:t>
-      </w:r>
-      <w:proofErr w:type="spellStart"/>
-      <w:r>
-        <w:t>tmdb</w:t>
-      </w:r>
-      <w:proofErr w:type="spellEnd"/>
-      <w:r>
-        <w:t>/trending or /</w:t>
-      </w:r>
-      <w:proofErr w:type="spellStart"/>
-      <w:r>
-        <w:t>api</w:t>
-      </w:r>
-      <w:proofErr w:type="spellEnd"/>
-      <w:r>
-        <w:t>/</w:t>
-      </w:r>
-      <w:proofErr w:type="spellStart"/>
-      <w:r>
-        <w:t>tmdb</w:t>
-      </w:r>
-      <w:proofErr w:type="spellEnd"/>
-      <w:r>
-        <w:t>/movies/{</w:t>
-      </w:r>
-      <w:proofErr w:type="spellStart"/>
-      <w:r>
-        <w:t>movieId</w:t>
-      </w:r>
-      <w:proofErr w:type="spellEnd"/>
-      <w:r>
-        <w:t xml:space="preserve">}. The backend </w:t>
-      </w:r>
-      <w:proofErr w:type="spellStart"/>
-      <w:r>
-        <w:t>TmdbService</w:t>
-      </w:r>
-      <w:proofErr w:type="spellEnd"/>
-      <w:r>
-        <w:t xml:space="preserve"> intercepts these calls, appends the private Bearer authentication token, executes the request over an encrypted HTTPS</w:t>
+        <w:t>such as /api/tmdb/trending or /api/tmdb/movies/{movieId}. The backend TmdbService intercepts these calls, appends the private Bearer authentication token, executes the request over an encrypted HTTPS</w:t>
       </w:r>
       <w:r>
         <w:rPr>
@@ -20010,13 +19706,8 @@
         </w:rPr>
         <w:t xml:space="preserve"> </w:t>
       </w:r>
-      <w:proofErr w:type="spellStart"/>
-      <w:r>
-        <w:t>sanitised</w:t>
-      </w:r>
-      <w:proofErr w:type="spellEnd"/>
-      <w:r>
-        <w:t xml:space="preserve"> JSON</w:t>
+      <w:r>
+        <w:t>sanitised JSON</w:t>
       </w:r>
       <w:r>
         <w:rPr>
@@ -20738,13 +20429,8 @@
         <w:spacing w:before="2" w:line="249" w:lineRule="auto"/>
         <w:ind w:right="1407"/>
       </w:pPr>
-      <w:proofErr w:type="spellStart"/>
-      <w:r>
-        <w:t>boxoffice</w:t>
-      </w:r>
-      <w:proofErr w:type="spellEnd"/>
-      <w:r>
-        <w:t>:</w:t>
+      <w:r>
+        <w:t>boxoffice:</w:t>
       </w:r>
       <w:r>
         <w:rPr>
@@ -21139,23 +20825,7 @@
         <w:jc w:val="both"/>
       </w:pPr>
       <w:r>
-        <w:t>controller: Exposes REST endpoints (</w:t>
-      </w:r>
-      <w:proofErr w:type="spellStart"/>
-      <w:r>
-        <w:t>AuthController</w:t>
-      </w:r>
-      <w:proofErr w:type="spellEnd"/>
-      <w:r>
-        <w:t xml:space="preserve">, </w:t>
-      </w:r>
-      <w:proofErr w:type="spellStart"/>
-      <w:r>
-        <w:t>TmdbController</w:t>
-      </w:r>
-      <w:proofErr w:type="spellEnd"/>
-      <w:r>
-        <w:t>) mapped to specific URI routes.</w:t>
+        <w:t>controller: Exposes REST endpoints (AuthController, TmdbController) mapped to specific URI routes.</w:t>
       </w:r>
     </w:p>
     <w:p>
@@ -21166,31 +20836,7 @@
         <w:jc w:val="both"/>
       </w:pPr>
       <w:r>
-        <w:t>service: Implements business operations (</w:t>
-      </w:r>
-      <w:proofErr w:type="spellStart"/>
-      <w:r>
-        <w:t>AuthService</w:t>
-      </w:r>
-      <w:proofErr w:type="spellEnd"/>
-      <w:r>
-        <w:t xml:space="preserve">, </w:t>
-      </w:r>
-      <w:proofErr w:type="spellStart"/>
-      <w:r>
-        <w:t>TmdbService</w:t>
-      </w:r>
-      <w:proofErr w:type="spellEnd"/>
-      <w:r>
-        <w:t xml:space="preserve">), managing credential validations, </w:t>
-      </w:r>
-      <w:proofErr w:type="spellStart"/>
-      <w:r>
-        <w:t>BCrypt</w:t>
-      </w:r>
-      <w:proofErr w:type="spellEnd"/>
-      <w:r>
-        <w:t xml:space="preserve"> hashing, and external API queries.</w:t>
+        <w:t>service: Implements business operations (AuthService, TmdbService), managing credential validations, BCrypt hashing, and external API queries.</w:t>
       </w:r>
     </w:p>
     <w:p>
@@ -21201,23 +20847,7 @@
         <w:jc w:val="both"/>
       </w:pPr>
       <w:r>
-        <w:t xml:space="preserve">security: Contains </w:t>
-      </w:r>
-      <w:proofErr w:type="spellStart"/>
-      <w:r>
-        <w:t>SecurityConfig</w:t>
-      </w:r>
-      <w:proofErr w:type="spellEnd"/>
-      <w:r>
-        <w:t xml:space="preserve"> and </w:t>
-      </w:r>
-      <w:proofErr w:type="spellStart"/>
-      <w:r>
-        <w:t>JwtService</w:t>
-      </w:r>
-      <w:proofErr w:type="spellEnd"/>
-      <w:r>
-        <w:t>, configuring CORS policies, session management, and cryptographic token verification.</w:t>
+        <w:t>security: Contains SecurityConfig and JwtService, configuring CORS policies, session management, and cryptographic token verification.</w:t>
       </w:r>
     </w:p>
     <w:p>
@@ -21227,37 +20857,8 @@
         <w:ind w:right="1412"/>
         <w:jc w:val="both"/>
       </w:pPr>
-      <w:proofErr w:type="spellStart"/>
-      <w:r>
-        <w:t>dto</w:t>
-      </w:r>
-      <w:proofErr w:type="spellEnd"/>
-      <w:r>
-        <w:t>: Houses Data Transfer Objects (</w:t>
-      </w:r>
-      <w:proofErr w:type="spellStart"/>
-      <w:r>
-        <w:t>RegisterRequest</w:t>
-      </w:r>
-      <w:proofErr w:type="spellEnd"/>
-      <w:r>
-        <w:t xml:space="preserve">, </w:t>
-      </w:r>
-      <w:proofErr w:type="spellStart"/>
-      <w:r>
-        <w:t>LoginRequest</w:t>
-      </w:r>
-      <w:proofErr w:type="spellEnd"/>
-      <w:r>
-        <w:t xml:space="preserve">, </w:t>
-      </w:r>
-      <w:proofErr w:type="spellStart"/>
-      <w:r>
-        <w:t>LoginResponse</w:t>
-      </w:r>
-      <w:proofErr w:type="spellEnd"/>
-      <w:r>
-        <w:t>) that validate incoming HTTP payloads independently of internal entity models.</w:t>
+      <w:r>
+        <w:t>dto: Houses Data Transfer Objects (RegisterRequest, LoginRequest, LoginResponse) that validate incoming HTTP payloads independently of internal entity models.</w:t>
       </w:r>
     </w:p>
     <w:p>
@@ -21376,31 +20977,7 @@
         <w:t xml:space="preserve"> </w:t>
       </w:r>
       <w:r>
-        <w:t xml:space="preserve">table via </w:t>
-      </w:r>
-      <w:proofErr w:type="spellStart"/>
-      <w:r>
-        <w:t>UserRepository</w:t>
-      </w:r>
-      <w:proofErr w:type="spellEnd"/>
-      <w:r>
-        <w:t xml:space="preserve">. Concurrently, </w:t>
-      </w:r>
-      <w:proofErr w:type="spellStart"/>
-      <w:r>
-        <w:t>TmdbService</w:t>
-      </w:r>
-      <w:proofErr w:type="spellEnd"/>
-      <w:r>
-        <w:t xml:space="preserve"> interacts with TMDB's remote servers using Spring’s </w:t>
-      </w:r>
-      <w:proofErr w:type="spellStart"/>
-      <w:r>
-        <w:t>RestClient</w:t>
-      </w:r>
-      <w:proofErr w:type="spellEnd"/>
-      <w:r>
-        <w:t>, fetching live cinematic assets over encrypted HTTPS connections.</w:t>
+        <w:t>table via UserRepository. Concurrently, TmdbService interacts with TMDB's remote servers using Spring’s RestClient, fetching live cinematic assets over encrypted HTTPS connections.</w:t>
       </w:r>
     </w:p>
     <w:p>
@@ -21720,23 +21297,7 @@
         <w:t xml:space="preserve"> </w:t>
       </w:r>
       <w:r>
-        <w:t xml:space="preserve">and JavaScript bundles via the </w:t>
-      </w:r>
-      <w:proofErr w:type="spellStart"/>
-      <w:r>
-        <w:t>npm</w:t>
-      </w:r>
-      <w:proofErr w:type="spellEnd"/>
-      <w:r>
-        <w:t xml:space="preserve"> run build command. These static assets can be deployed to high-performance Content Delivery Networks (CDNs) such as AWS CloudFront, </w:t>
-      </w:r>
-      <w:proofErr w:type="spellStart"/>
-      <w:r>
-        <w:t>Vercel</w:t>
-      </w:r>
-      <w:proofErr w:type="spellEnd"/>
-      <w:r>
-        <w:t>, or Netlify, providing rapid edge caching across global geographic regions.</w:t>
+        <w:t>and JavaScript bundles via the npm run build command. These static assets can be deployed to high-performance Content Delivery Networks (CDNs) such as AWS CloudFront, Vercel, or Netlify, providing rapid edge caching across global geographic regions.</w:t>
       </w:r>
     </w:p>
     <w:p>
@@ -22162,15 +21723,7 @@
         <w:t xml:space="preserve">API Gateway and TMDB Integration Module </w:t>
       </w:r>
       <w:r>
-        <w:t xml:space="preserve">operates within the Spring Boot service layer, acting as a secure intermediary between the client interface and external cloud data providers. Designed around Spring’s modern </w:t>
-      </w:r>
-      <w:proofErr w:type="spellStart"/>
-      <w:r>
-        <w:t>RestClient</w:t>
-      </w:r>
-      <w:proofErr w:type="spellEnd"/>
-      <w:r>
-        <w:t>, this module centralizes all upstream communication with The Movie Database (TMDB). It automatically handles the injection of authorization tokens, sets request headers, serializes query parameters, and catches upstream network exceptions. By routing all external requests through this backend service, the application completely hides private third-party API keys from public client-side browser inspection, ensuring robust security and centralized rate-limit monitoring.</w:t>
+        <w:t>operates within the Spring Boot service layer, acting as a secure intermediary between the client interface and external cloud data providers. Designed around Spring’s modern RestClient, this module centralizes all upstream communication with The Movie Database (TMDB). It automatically handles the injection of authorization tokens, sets request headers, serializes query parameters, and catches upstream network exceptions. By routing all external requests through this backend service, the application completely hides private third-party API keys from public client-side browser inspection, ensuring robust security and centralized rate-limit monitoring.</w:t>
       </w:r>
     </w:p>
     <w:p>
@@ -22440,78 +21993,48 @@
         <w:rPr>
           <w:spacing w:val="80"/>
         </w:rPr>
-        <w:t xml:space="preserve">  </w:t>
-      </w:r>
-      <w:r>
-        <w:t>(rendering</w:t>
+        <w:t xml:space="preserve"> (</w:t>
+      </w:r>
+      <w:r>
+        <w:t>rendering</w:t>
       </w:r>
       <w:r>
         <w:rPr>
           <w:spacing w:val="80"/>
         </w:rPr>
-        <w:t xml:space="preserve">  </w:t>
-      </w:r>
-      <w:r>
-        <w:t>financial</w:t>
+        <w:t xml:space="preserve"> financial metrics</w:t>
+      </w:r>
+      <w:r>
+        <w:t>,</w:t>
       </w:r>
       <w:r>
         <w:rPr>
           <w:spacing w:val="80"/>
         </w:rPr>
-        <w:t xml:space="preserve">  </w:t>
-      </w:r>
-      <w:r>
-        <w:t>metrics,</w:t>
+        <w:t xml:space="preserve"> territory</w:t>
+      </w:r>
+      <w:r>
+        <w:rPr>
+          <w:spacing w:val="79"/>
+        </w:rPr>
+        <w:t xml:space="preserve"> cards</w:t>
+      </w:r>
+      <w:r>
+        <w:t>,</w:t>
       </w:r>
       <w:r>
         <w:rPr>
           <w:spacing w:val="80"/>
         </w:rPr>
-        <w:t xml:space="preserve">  </w:t>
-      </w:r>
-      <w:r>
-        <w:t>territory</w:t>
-      </w:r>
-      <w:r>
-        <w:rPr>
-          <w:spacing w:val="79"/>
-        </w:rPr>
-        <w:t xml:space="preserve">  </w:t>
-      </w:r>
-      <w:r>
-        <w:t>cards,</w:t>
+        <w:t xml:space="preserve"> and revenue graphs</w:t>
+      </w:r>
+      <w:r>
+        <w:t>), cards (standardized cards for trending titles, recommendations, and reviews), layout (the global navigation bar and footer), and common (interactive star rating widgets, icon</w:t>
       </w:r>
       <w:r>
         <w:rPr>
           <w:spacing w:val="80"/>
         </w:rPr>
-        <w:t xml:space="preserve">  </w:t>
-      </w:r>
-      <w:r>
-        <w:t>and</w:t>
-      </w:r>
-      <w:r>
-        <w:rPr>
-          <w:spacing w:val="80"/>
-        </w:rPr>
-        <w:t xml:space="preserve">  </w:t>
-      </w:r>
-      <w:r>
-        <w:t>revenue</w:t>
-      </w:r>
-      <w:r>
-        <w:rPr>
-          <w:spacing w:val="80"/>
-        </w:rPr>
-        <w:t xml:space="preserve">  </w:t>
-      </w:r>
-      <w:r>
-        <w:t>graphs), cards (standardized cards for trending titles, recommendations, and reviews), layout (the global navigation bar and footer), and common (interactive star rating widgets, icon</w:t>
-      </w:r>
-      <w:r>
-        <w:rPr>
-          <w:spacing w:val="80"/>
-        </w:rPr>
         <w:t xml:space="preserve"> </w:t>
       </w:r>
       <w:r>
@@ -22544,11 +22067,9 @@
       <w:r>
         <w:t>maintenance. When a user interacts with a component—such as clicking a genre filter or rating a movie—</w:t>
       </w:r>
-      <w:proofErr w:type="spellStart"/>
-      <w:r>
-        <w:t>React’s</w:t>
-      </w:r>
-      <w:proofErr w:type="spellEnd"/>
+      <w:r>
+        <w:t>Reacts</w:t>
+      </w:r>
       <w:r>
         <w:rPr>
           <w:spacing w:val="80"/>
@@ -22573,120 +22094,38 @@
         <w:rPr>
           <w:spacing w:val="80"/>
         </w:rPr>
-        <w:t xml:space="preserve">  </w:t>
-      </w:r>
-      <w:r>
-        <w:t>management</w:t>
-      </w:r>
-      <w:r>
-        <w:rPr>
-          <w:spacing w:val="80"/>
-        </w:rPr>
-        <w:t xml:space="preserve">  </w:t>
-      </w:r>
-      <w:r>
-        <w:t>across</w:t>
-      </w:r>
-      <w:r>
-        <w:rPr>
-          <w:spacing w:val="80"/>
-        </w:rPr>
-        <w:t xml:space="preserve">  </w:t>
-      </w:r>
-      <w:r>
-        <w:t>the</w:t>
-      </w:r>
-      <w:r>
-        <w:rPr>
-          <w:spacing w:val="80"/>
-        </w:rPr>
-        <w:t xml:space="preserve">  </w:t>
-      </w:r>
-      <w:r>
-        <w:t>application</w:t>
-      </w:r>
-      <w:r>
-        <w:rPr>
-          <w:spacing w:val="80"/>
-        </w:rPr>
-        <w:t xml:space="preserve">  </w:t>
-      </w:r>
-      <w:r>
-        <w:t>is</w:t>
-      </w:r>
-      <w:r>
-        <w:rPr>
-          <w:spacing w:val="80"/>
-        </w:rPr>
-        <w:t xml:space="preserve">  </w:t>
-      </w:r>
-      <w:r>
-        <w:t>governed</w:t>
-      </w:r>
-      <w:r>
-        <w:rPr>
-          <w:spacing w:val="80"/>
-        </w:rPr>
-        <w:t xml:space="preserve">  </w:t>
-      </w:r>
-      <w:r>
-        <w:t>by</w:t>
-      </w:r>
-      <w:r>
-        <w:rPr>
-          <w:spacing w:val="80"/>
-        </w:rPr>
-        <w:t xml:space="preserve">  </w:t>
-      </w:r>
-      <w:r>
-        <w:t>React</w:t>
-      </w:r>
-      <w:r>
-        <w:rPr>
-          <w:spacing w:val="80"/>
-        </w:rPr>
-        <w:t xml:space="preserve">  </w:t>
-      </w:r>
-      <w:r>
-        <w:t>Hooks (</w:t>
-      </w:r>
-      <w:proofErr w:type="spellStart"/>
-      <w:r>
-        <w:t>useState</w:t>
-      </w:r>
-      <w:proofErr w:type="spellEnd"/>
+        <w:t xml:space="preserve"> management across the application is governed by React Hooks</w:t>
+      </w:r>
+      <w:r>
+        <w:t xml:space="preserve"> (</w:t>
+      </w:r>
+      <w:r>
+        <w:t>use State</w:t>
+      </w:r>
       <w:r>
         <w:t xml:space="preserve">, </w:t>
       </w:r>
-      <w:proofErr w:type="spellStart"/>
-      <w:r>
-        <w:t>useEffect</w:t>
-      </w:r>
-      <w:proofErr w:type="spellEnd"/>
+      <w:r>
+        <w:t>use Effect</w:t>
+      </w:r>
       <w:r>
         <w:t xml:space="preserve">, </w:t>
       </w:r>
-      <w:proofErr w:type="spellStart"/>
-      <w:r>
-        <w:t>useCallback</w:t>
-      </w:r>
-      <w:proofErr w:type="spellEnd"/>
+      <w:r>
+        <w:t>use Callback</w:t>
+      </w:r>
       <w:r>
         <w:t xml:space="preserve">, and </w:t>
       </w:r>
-      <w:proofErr w:type="spellStart"/>
-      <w:r>
-        <w:t>useMemo</w:t>
-      </w:r>
-      <w:proofErr w:type="spellEnd"/>
+      <w:r>
+        <w:t>use Memo</w:t>
+      </w:r>
       <w:r>
         <w:t xml:space="preserve">) combined with browser-level local storage. Component states manage transient visual properties—such as modal visibility, active tab selections, search input text, and loading spinners—ensuring immediate visual feedback during user actions. Persistent state—specifically the authenticated user’s profile data and JWT access token—is synchronized with </w:t>
       </w:r>
-      <w:proofErr w:type="spellStart"/>
-      <w:r>
-        <w:t>localStorage</w:t>
-      </w:r>
-      <w:proofErr w:type="spellEnd"/>
+      <w:r>
+        <w:t>local Storage</w:t>
+      </w:r>
       <w:r>
         <w:t>. This persistence ensures that user sessions remain active across browser refreshes and tab navigations. Custom Axios interceptors hook into this state, reading the token directly from local storage and appending</w:t>
       </w:r>
@@ -22722,21 +22161,11 @@
         <w:lastRenderedPageBreak/>
         <w:t>Client-side routing is orchestrated using React Router v7, establishing declarative URL mapping for / (Dashboard), /explore (Advanced Discovery), /movies/:</w:t>
       </w:r>
-      <w:proofErr w:type="spellStart"/>
-      <w:r>
-        <w:t>movieId</w:t>
-      </w:r>
-      <w:proofErr w:type="spellEnd"/>
-      <w:r>
-        <w:t xml:space="preserve"> (Detailed Movie Dossier), /</w:t>
-      </w:r>
-      <w:proofErr w:type="spellStart"/>
-      <w:r>
-        <w:t>boxoffice</w:t>
-      </w:r>
-      <w:proofErr w:type="spellEnd"/>
-      <w:r>
-        <w:t xml:space="preserve"> (Box Office Analytics), /login (Sign In), and /register (Sign Up). The router manages browser history state, enabling natural back-and-forth navigation while maintaining single-page performance. Route transitions are wrapped in dynamic loading boundaries to provide visual continuity.</w:t>
+      <w:r>
+        <w:t>moved</w:t>
+      </w:r>
+      <w:r>
+        <w:t xml:space="preserve"> (Detailed Movie Dossier), /boxoffice (Box Office Analytics), /login (Sign In), and /register (Sign Up). The router manages browser history state, enabling natural back-and-forth navigation while maintaining single-page performance. Route transitions are wrapped in dynamic loading boundaries to provide visual continuity.</w:t>
       </w:r>
     </w:p>
     <w:p>
@@ -22874,15 +22303,7 @@
         <w:jc w:val="both"/>
       </w:pPr>
       <w:r>
-        <w:t xml:space="preserve">Communication between the React client and the Spring Boot backend is mediated by Axios. A dedicated API service layer (api.js) creates a pre-configured Axios instance with a standardized </w:t>
-      </w:r>
-      <w:proofErr w:type="spellStart"/>
-      <w:r>
-        <w:t>baseURL</w:t>
-      </w:r>
-      <w:proofErr w:type="spellEnd"/>
-      <w:r>
-        <w:t xml:space="preserve"> pointing to http://localhost:8080/api. The service incorporates request interceptors that inspect local client storage for existing authentication tokens:</w:t>
+        <w:t>Communication between the React client and the Spring Boot backend is mediated by Axios. A dedicated API service layer (api.js) creates a pre-configured Axios instance with a standardized baseURL pointing to http://localhost:8080/api. The service incorporates request interceptors that inspect local client storage for existing authentication tokens:</w:t>
       </w:r>
     </w:p>
     <w:p>
@@ -22892,27 +22313,14 @@
         <w:ind w:right="6487"/>
         <w:jc w:val="both"/>
       </w:pPr>
-      <w:proofErr w:type="spellStart"/>
       <w:r>
         <w:rPr>
           <w:spacing w:val="-2"/>
         </w:rPr>
-        <w:t>javascript</w:t>
-      </w:r>
-      <w:proofErr w:type="spellEnd"/>
-      <w:r>
-        <w:rPr>
-          <w:spacing w:val="-2"/>
-        </w:rPr>
-        <w:t xml:space="preserve"> </w:t>
-      </w:r>
-      <w:proofErr w:type="spellStart"/>
-      <w:r>
-        <w:t>api.interceptors.request.use</w:t>
-      </w:r>
-      <w:proofErr w:type="spellEnd"/>
-      <w:r>
-        <w:t>((config)</w:t>
+        <w:t xml:space="preserve">javascript </w:t>
+      </w:r>
+      <w:r>
+        <w:t>api.interceptors.request.use((config)</w:t>
       </w:r>
       <w:r>
         <w:rPr>
@@ -22967,13 +22375,8 @@
         </w:rPr>
         <w:t xml:space="preserve"> </w:t>
       </w:r>
-      <w:proofErr w:type="spellStart"/>
-      <w:r>
-        <w:t>localStorage.getItem</w:t>
-      </w:r>
-      <w:proofErr w:type="spellEnd"/>
-      <w:r>
-        <w:t>("token"); if (token) {</w:t>
+      <w:r>
+        <w:t>localStorage.getItem("token"); if (token) {</w:t>
       </w:r>
     </w:p>
     <w:p>
@@ -22983,11 +22386,9 @@
         <w:ind w:left="1900"/>
         <w:jc w:val="both"/>
       </w:pPr>
-      <w:proofErr w:type="spellStart"/>
       <w:r>
         <w:t>config.headers.Authorization</w:t>
       </w:r>
-      <w:proofErr w:type="spellEnd"/>
       <w:r>
         <w:rPr>
           <w:spacing w:val="6"/>
@@ -23091,15 +22492,7 @@
         <w:jc w:val="both"/>
       </w:pPr>
       <w:r>
-        <w:t xml:space="preserve">On the backend, API routing is organized into modular REST controllers: </w:t>
-      </w:r>
-      <w:proofErr w:type="spellStart"/>
-      <w:r>
-        <w:t>AuthController</w:t>
-      </w:r>
-      <w:proofErr w:type="spellEnd"/>
-      <w:r>
-        <w:t xml:space="preserve"> exposes</w:t>
+        <w:t>On the backend, API routing is organized into modular REST controllers: AuthController exposes</w:t>
       </w:r>
       <w:r>
         <w:rPr>
@@ -23126,15 +22519,7 @@
         <w:t xml:space="preserve"> </w:t>
       </w:r>
       <w:r>
-        <w:t>/</w:t>
-      </w:r>
-      <w:proofErr w:type="spellStart"/>
-      <w:r>
-        <w:t>api</w:t>
-      </w:r>
-      <w:proofErr w:type="spellEnd"/>
-      <w:r>
-        <w:t>/auth/register</w:t>
+        <w:t>/api/auth/register</w:t>
       </w:r>
       <w:r>
         <w:rPr>
@@ -23155,21 +22540,7 @@
         <w:rPr>
           <w:spacing w:val="-2"/>
         </w:rPr>
-        <w:t>/</w:t>
-      </w:r>
-      <w:proofErr w:type="spellStart"/>
-      <w:r>
-        <w:rPr>
-          <w:spacing w:val="-2"/>
-        </w:rPr>
-        <w:t>api</w:t>
-      </w:r>
-      <w:proofErr w:type="spellEnd"/>
-      <w:r>
-        <w:rPr>
-          <w:spacing w:val="-2"/>
-        </w:rPr>
-        <w:t>/auth/login.</w:t>
+        <w:t>/api/auth/login.</w:t>
       </w:r>
     </w:p>
     <w:p>
@@ -23186,14 +22557,12 @@
         <w:ind w:right="1409"/>
         <w:jc w:val="both"/>
       </w:pPr>
-      <w:proofErr w:type="spellStart"/>
       <w:r>
         <w:rPr>
           <w:spacing w:val="-2"/>
         </w:rPr>
         <w:t>TmdbController</w:t>
       </w:r>
-      <w:proofErr w:type="spellEnd"/>
       <w:r>
         <w:tab/>
       </w:r>
@@ -23240,55 +22609,7 @@
         <w:t xml:space="preserve">endpoints </w:t>
       </w:r>
       <w:r>
-        <w:t>for /</w:t>
-      </w:r>
-      <w:proofErr w:type="spellStart"/>
-      <w:r>
-        <w:t>api</w:t>
-      </w:r>
-      <w:proofErr w:type="spellEnd"/>
-      <w:r>
-        <w:t>/</w:t>
-      </w:r>
-      <w:proofErr w:type="spellStart"/>
-      <w:r>
-        <w:t>tmdb</w:t>
-      </w:r>
-      <w:proofErr w:type="spellEnd"/>
-      <w:r>
-        <w:t>/trending, /popular, /movies, /search, /movies/{</w:t>
-      </w:r>
-      <w:proofErr w:type="spellStart"/>
-      <w:r>
-        <w:t>movieId</w:t>
-      </w:r>
-      <w:proofErr w:type="spellEnd"/>
-      <w:r>
-        <w:t>}, /movies/{</w:t>
-      </w:r>
-      <w:proofErr w:type="spellStart"/>
-      <w:r>
-        <w:t>movieId</w:t>
-      </w:r>
-      <w:proofErr w:type="spellEnd"/>
-      <w:r>
-        <w:t>}/</w:t>
-      </w:r>
-      <w:proofErr w:type="spellStart"/>
-      <w:r>
-        <w:t>cr</w:t>
-      </w:r>
-      <w:proofErr w:type="spellEnd"/>
-      <w:r>
-        <w:t xml:space="preserve"> edits, and /movies/{</w:t>
-      </w:r>
-      <w:proofErr w:type="spellStart"/>
-      <w:r>
-        <w:t>movieId</w:t>
-      </w:r>
-      <w:proofErr w:type="spellEnd"/>
-      <w:r>
-        <w:t>}/videos.</w:t>
+        <w:t>for /api/tmdb/trending, /popular, /movies, /search, /movies/{movieId}, /movies/{movieId}/cr edits, and /movies/{movieId}/videos.</w:t>
       </w:r>
     </w:p>
     <w:p>
@@ -23407,15 +22728,7 @@
         <w:t xml:space="preserve"> </w:t>
       </w:r>
       <w:r>
-        <w:t xml:space="preserve">incoming JSON request bodies into strongly typed Data Transfer Objects (DTOs), validate fields via Jakarta validation constraints, and return standard </w:t>
-      </w:r>
-      <w:proofErr w:type="spellStart"/>
-      <w:r>
-        <w:t>ResponseEntity</w:t>
-      </w:r>
-      <w:proofErr w:type="spellEnd"/>
-      <w:r>
-        <w:t>&lt;T&gt; envelopes containing the appropriate HTTP status codes (200 OK, 201 Created, 400 Bad Request, 401 Unauthorized, 403 Forbidden, 404 Not Found).</w:t>
+        <w:t>incoming JSON request bodies into strongly typed Data Transfer Objects (DTOs), validate fields via Jakarta validation constraints, and return standard ResponseEntity&lt;T&gt; envelopes containing the appropriate HTTP status codes (200 OK, 201 Created, 400 Bad Request, 401 Unauthorized, 403 Forbidden, 404 Not Found).</w:t>
       </w:r>
     </w:p>
     <w:p>
@@ -23519,23 +22832,7 @@
         <w:t xml:space="preserve"> </w:t>
       </w:r>
       <w:r>
-        <w:t xml:space="preserve">via Spring’s modern </w:t>
-      </w:r>
-      <w:proofErr w:type="spellStart"/>
-      <w:r>
-        <w:t>RestClient</w:t>
-      </w:r>
-      <w:proofErr w:type="spellEnd"/>
-      <w:r>
-        <w:t xml:space="preserve">. Configured inside </w:t>
-      </w:r>
-      <w:proofErr w:type="spellStart"/>
-      <w:r>
-        <w:t>TmdbService</w:t>
-      </w:r>
-      <w:proofErr w:type="spellEnd"/>
-      <w:r>
-        <w:t>, the client establishes a</w:t>
+        <w:t>via Spring’s modern RestClient. Configured inside TmdbService, the client establishes a</w:t>
       </w:r>
       <w:r>
         <w:rPr>
@@ -23553,15 +22850,7 @@
         <w:t xml:space="preserve"> </w:t>
       </w:r>
       <w:r>
-        <w:t xml:space="preserve">defined in </w:t>
-      </w:r>
-      <w:proofErr w:type="spellStart"/>
-      <w:r>
-        <w:t>application.properties</w:t>
-      </w:r>
-      <w:proofErr w:type="spellEnd"/>
-      <w:r>
-        <w:t>:</w:t>
+        <w:t>defined in application.properties:</w:t>
       </w:r>
     </w:p>
     <w:p>
@@ -23581,33 +22870,14 @@
         <w:pStyle w:val="BodyText"/>
         <w:spacing w:before="12"/>
       </w:pPr>
-      <w:proofErr w:type="spellStart"/>
-      <w:r>
-        <w:t>this.restClient</w:t>
-      </w:r>
-      <w:proofErr w:type="spellEnd"/>
-      <w:r>
-        <w:t xml:space="preserve"> =</w:t>
+      <w:r>
+        <w:t>this.restClient =</w:t>
       </w:r>
       <w:r>
         <w:rPr>
           <w:spacing w:val="-2"/>
         </w:rPr>
-        <w:t xml:space="preserve"> </w:t>
-      </w:r>
-      <w:proofErr w:type="spellStart"/>
-      <w:r>
-        <w:rPr>
-          <w:spacing w:val="-2"/>
-        </w:rPr>
-        <w:t>RestClient.builder</w:t>
-      </w:r>
-      <w:proofErr w:type="spellEnd"/>
-      <w:r>
-        <w:rPr>
-          <w:spacing w:val="-2"/>
-        </w:rPr>
-        <w:t>()</w:t>
+        <w:t xml:space="preserve"> RestClient.builder()</w:t>
       </w:r>
     </w:p>
     <w:p>
@@ -23620,35 +22890,7 @@
         <w:rPr>
           <w:spacing w:val="-2"/>
         </w:rPr>
-        <w:t>.</w:t>
-      </w:r>
-      <w:proofErr w:type="spellStart"/>
-      <w:r>
-        <w:rPr>
-          <w:spacing w:val="-2"/>
-        </w:rPr>
-        <w:t>baseUrl</w:t>
-      </w:r>
-      <w:proofErr w:type="spellEnd"/>
-      <w:r>
-        <w:rPr>
-          <w:spacing w:val="-2"/>
-        </w:rPr>
-        <w:t>(</w:t>
-      </w:r>
-      <w:proofErr w:type="spellStart"/>
-      <w:r>
-        <w:rPr>
-          <w:spacing w:val="-2"/>
-        </w:rPr>
-        <w:t>baseUrl</w:t>
-      </w:r>
-      <w:proofErr w:type="spellEnd"/>
-      <w:r>
-        <w:rPr>
-          <w:spacing w:val="-2"/>
-        </w:rPr>
-        <w:t>)</w:t>
+        <w:t>.baseUrl(baseUrl)</w:t>
       </w:r>
     </w:p>
     <w:p>
@@ -23658,23 +22900,7 @@
         <w:ind w:left="1900"/>
       </w:pPr>
       <w:r>
-        <w:t>.</w:t>
-      </w:r>
-      <w:proofErr w:type="spellStart"/>
-      <w:r>
-        <w:t>defaultHeader</w:t>
-      </w:r>
-      <w:proofErr w:type="spellEnd"/>
-      <w:r>
-        <w:t>(</w:t>
-      </w:r>
-      <w:proofErr w:type="spellStart"/>
-      <w:r>
-        <w:t>HttpHeaders.AUTHORIZATION</w:t>
-      </w:r>
-      <w:proofErr w:type="spellEnd"/>
-      <w:r>
-        <w:t>,</w:t>
+        <w:t>.defaultHeader(HttpHeaders.AUTHORIZATION,</w:t>
       </w:r>
       <w:r>
         <w:rPr>
@@ -23723,23 +22949,7 @@
         <w:ind w:left="1900"/>
       </w:pPr>
       <w:r>
-        <w:t>.</w:t>
-      </w:r>
-      <w:proofErr w:type="spellStart"/>
-      <w:r>
-        <w:t>defaultHeader</w:t>
-      </w:r>
-      <w:proofErr w:type="spellEnd"/>
-      <w:r>
-        <w:t>(</w:t>
-      </w:r>
-      <w:proofErr w:type="spellStart"/>
-      <w:r>
-        <w:t>HttpHeaders.ACCEPT</w:t>
-      </w:r>
-      <w:proofErr w:type="spellEnd"/>
-      <w:r>
-        <w:t>,</w:t>
+        <w:t>.defaultHeader(HttpHeaders.ACCEPT,</w:t>
       </w:r>
       <w:r>
         <w:rPr>
@@ -23747,19 +22957,11 @@
         </w:rPr>
         <w:t xml:space="preserve"> </w:t>
       </w:r>
-      <w:proofErr w:type="spellStart"/>
       <w:r>
         <w:rPr>
           <w:spacing w:val="-2"/>
         </w:rPr>
-        <w:t>MediaType.APPLICATION_JSON_VALUE</w:t>
-      </w:r>
-      <w:proofErr w:type="spellEnd"/>
-      <w:r>
-        <w:rPr>
-          <w:spacing w:val="-2"/>
-        </w:rPr>
-        <w:t>)</w:t>
+        <w:t>MediaType.APPLICATION_JSON_VALUE)</w:t>
       </w:r>
     </w:p>
     <w:p>
@@ -23783,31 +22985,7 @@
         <w:jc w:val="both"/>
       </w:pPr>
       <w:r>
-        <w:t>When an endpoint such as /</w:t>
-      </w:r>
-      <w:proofErr w:type="spellStart"/>
-      <w:r>
-        <w:t>api</w:t>
-      </w:r>
-      <w:proofErr w:type="spellEnd"/>
-      <w:r>
-        <w:t>/</w:t>
-      </w:r>
-      <w:proofErr w:type="spellStart"/>
-      <w:r>
-        <w:t>tmdb</w:t>
-      </w:r>
-      <w:proofErr w:type="spellEnd"/>
-      <w:r>
-        <w:t xml:space="preserve">/trending is queried, </w:t>
-      </w:r>
-      <w:proofErr w:type="spellStart"/>
-      <w:r>
-        <w:t>TmdbService</w:t>
-      </w:r>
-      <w:proofErr w:type="spellEnd"/>
-      <w:r>
-        <w:t xml:space="preserve"> builds the required</w:t>
+        <w:t>When an endpoint such as /api/tmdb/trending is queried, TmdbService builds the required</w:t>
       </w:r>
       <w:r>
         <w:rPr>
@@ -23825,15 +23003,7 @@
         <w:t xml:space="preserve"> </w:t>
       </w:r>
       <w:r>
-        <w:t>parameters (such as language=</w:t>
-      </w:r>
-      <w:proofErr w:type="spellStart"/>
-      <w:r>
-        <w:t>en</w:t>
-      </w:r>
-      <w:proofErr w:type="spellEnd"/>
-      <w:r>
-        <w:t>-US and page=1), dispatches the HTTPS request to TMDB's remote servers, and returns the raw JSON response directly to the controller.</w:t>
+        <w:t>parameters (such as language=en-US and page=1), dispatches the HTTPS request to TMDB's remote servers, and returns the raw JSON response directly to the controller.</w:t>
       </w:r>
     </w:p>
     <w:p>
@@ -23876,21 +23046,33 @@
         <w:spacing w:before="12" w:line="249" w:lineRule="auto"/>
         <w:ind w:right="1365"/>
       </w:pPr>
+      <w:r>
+        <w:t xml:space="preserve">CorsConfiguration configuration = new </w:t>
+      </w:r>
       <w:proofErr w:type="spellStart"/>
       <w:r>
         <w:t>CorsConfiguration</w:t>
       </w:r>
       <w:proofErr w:type="spellEnd"/>
       <w:r>
-        <w:t xml:space="preserve"> configuration = new </w:t>
+        <w:t xml:space="preserve"> (</w:t>
+      </w:r>
+      <w:r>
+        <w:t xml:space="preserve">); </w:t>
+      </w:r>
+      <w:r>
+        <w:t>configuration. setAllowedOriginPatterns</w:t>
+      </w:r>
+      <w:r>
+        <w:t>(</w:t>
       </w:r>
       <w:proofErr w:type="spellStart"/>
       <w:r>
-        <w:t>CorsConfiguration</w:t>
+        <w:t>List.of</w:t>
       </w:r>
       <w:proofErr w:type="spellEnd"/>
       <w:r>
-        <w:t>(); configuration.setAllowedOriginPatterns(List.of("</w:t>
+        <w:t>("</w:t>
       </w:r>
       <w:hyperlink r:id="rId26">
         <w:r>
@@ -23908,33 +23090,17 @@
       <w:r>
         <w:t xml:space="preserve">*")); </w:t>
       </w:r>
-      <w:proofErr w:type="spellStart"/>
       <w:r>
         <w:rPr>
           <w:spacing w:val="-2"/>
         </w:rPr>
-        <w:t>configuration.setAllowedMethods</w:t>
-      </w:r>
-      <w:proofErr w:type="spellEnd"/>
+        <w:t>configuration. setAllowedMethods</w:t>
+      </w:r>
       <w:r>
         <w:rPr>
           <w:spacing w:val="-2"/>
         </w:rPr>
-        <w:t>(</w:t>
-      </w:r>
-      <w:proofErr w:type="spellStart"/>
-      <w:r>
-        <w:rPr>
-          <w:spacing w:val="-2"/>
-        </w:rPr>
-        <w:t>List.of</w:t>
-      </w:r>
-      <w:proofErr w:type="spellEnd"/>
-      <w:r>
-        <w:rPr>
-          <w:spacing w:val="-2"/>
-        </w:rPr>
-        <w:t>("GET",</w:t>
+        <w:t>(List.of("GET",</w:t>
       </w:r>
       <w:r>
         <w:tab/>
@@ -23970,47 +23136,11 @@
         <w:spacing w:before="4" w:line="249" w:lineRule="auto"/>
         <w:ind w:right="2653"/>
       </w:pPr>
-      <w:proofErr w:type="spellStart"/>
       <w:r>
         <w:rPr>
           <w:spacing w:val="-2"/>
         </w:rPr>
-        <w:t>configuration.setAllowedHeaders</w:t>
-      </w:r>
-      <w:proofErr w:type="spellEnd"/>
-      <w:r>
-        <w:rPr>
-          <w:spacing w:val="-2"/>
-        </w:rPr>
-        <w:t>(</w:t>
-      </w:r>
-      <w:proofErr w:type="spellStart"/>
-      <w:r>
-        <w:rPr>
-          <w:spacing w:val="-2"/>
-        </w:rPr>
-        <w:t>List.of</w:t>
-      </w:r>
-      <w:proofErr w:type="spellEnd"/>
-      <w:r>
-        <w:rPr>
-          <w:spacing w:val="-2"/>
-        </w:rPr>
-        <w:t xml:space="preserve">("*")); </w:t>
-      </w:r>
-      <w:proofErr w:type="spellStart"/>
-      <w:r>
-        <w:rPr>
-          <w:spacing w:val="-2"/>
-        </w:rPr>
-        <w:t>configuration.setAllowCredentials</w:t>
-      </w:r>
-      <w:proofErr w:type="spellEnd"/>
-      <w:r>
-        <w:rPr>
-          <w:spacing w:val="-2"/>
-        </w:rPr>
-        <w:t>(true);</w:t>
+        <w:t>configuration.setAllowedHeaders(List.of("*")); configuration.setAllowCredentials(true);</w:t>
       </w:r>
     </w:p>
     <w:p>
@@ -24082,14 +23212,12 @@
         </w:rPr>
         <w:t xml:space="preserve"> </w:t>
       </w:r>
-      <w:proofErr w:type="spellStart"/>
       <w:r>
         <w:rPr>
           <w:spacing w:val="-2"/>
         </w:rPr>
         <w:t>Authorisation</w:t>
       </w:r>
-      <w:proofErr w:type="spellEnd"/>
     </w:p>
     <w:p>
       <w:pPr>
@@ -24099,15 +23227,7 @@
         <w:jc w:val="both"/>
       </w:pPr>
       <w:r>
-        <w:t xml:space="preserve">The Authentication and </w:t>
-      </w:r>
-      <w:proofErr w:type="spellStart"/>
-      <w:r>
-        <w:t>Authorisation</w:t>
-      </w:r>
-      <w:proofErr w:type="spellEnd"/>
-      <w:r>
-        <w:t xml:space="preserve"> module implements access control, protects sensitive user data, and maintains overall application integrity. The platform employs a stateless authentication mechanism based on </w:t>
+        <w:t xml:space="preserve">The Authentication and Authorisation module implements access control, protects sensitive user data, and maintains overall application integrity. The platform employs a stateless authentication mechanism based on </w:t>
       </w:r>
       <w:r>
         <w:rPr>
@@ -24118,19 +23238,11 @@
       <w:r>
         <w:t xml:space="preserve">and </w:t>
       </w:r>
-      <w:proofErr w:type="spellStart"/>
-      <w:r>
-        <w:rPr>
-          <w:b/>
-        </w:rPr>
-        <w:t>BCrypt</w:t>
-      </w:r>
-      <w:proofErr w:type="spellEnd"/>
-      <w:r>
-        <w:rPr>
-          <w:b/>
-        </w:rPr>
-        <w:t xml:space="preserve"> password hashing</w:t>
+      <w:r>
+        <w:rPr>
+          <w:b/>
+        </w:rPr>
+        <w:t>BCrypt password hashing</w:t>
       </w:r>
       <w:r>
         <w:t xml:space="preserve">, avoiding the memory and scaling bottlenecks of traditional server-side session </w:t>
@@ -24257,89 +23369,41 @@
       <w:r>
         <w:tab/>
       </w:r>
-      <w:proofErr w:type="spellStart"/>
       <w:r>
         <w:rPr>
           <w:spacing w:val="-2"/>
         </w:rPr>
-        <w:t>firstname</w:t>
-      </w:r>
-      <w:proofErr w:type="spellEnd"/>
+        <w:t>firstname,</w:t>
+      </w:r>
+      <w:r>
+        <w:tab/>
+      </w:r>
       <w:r>
         <w:rPr>
           <w:spacing w:val="-2"/>
         </w:rPr>
-        <w:t>,</w:t>
+        <w:t>lastname,</w:t>
       </w:r>
       <w:r>
         <w:tab/>
       </w:r>
-      <w:proofErr w:type="spellStart"/>
       <w:r>
         <w:rPr>
           <w:spacing w:val="-2"/>
         </w:rPr>
-        <w:t>lastname</w:t>
-      </w:r>
-      <w:proofErr w:type="spellEnd"/>
+        <w:t>emailaddress,</w:t>
+      </w:r>
+      <w:r>
+        <w:tab/>
+      </w:r>
       <w:r>
         <w:rPr>
           <w:spacing w:val="-2"/>
         </w:rPr>
-        <w:t>,</w:t>
-      </w:r>
-      <w:r>
-        <w:tab/>
-      </w:r>
-      <w:proofErr w:type="spellStart"/>
-      <w:r>
-        <w:rPr>
-          <w:spacing w:val="-2"/>
-        </w:rPr>
-        <w:t>emailaddress</w:t>
-      </w:r>
-      <w:proofErr w:type="spellEnd"/>
-      <w:r>
-        <w:rPr>
-          <w:spacing w:val="-2"/>
-        </w:rPr>
-        <w:t>,</w:t>
-      </w:r>
-      <w:r>
-        <w:tab/>
-      </w:r>
-      <w:r>
-        <w:rPr>
-          <w:spacing w:val="-2"/>
-        </w:rPr>
         <w:t xml:space="preserve">password, </w:t>
       </w:r>
       <w:r>
-        <w:t xml:space="preserve">and </w:t>
-      </w:r>
-      <w:proofErr w:type="spellStart"/>
-      <w:r>
-        <w:t>confirmPassword</w:t>
-      </w:r>
-      <w:proofErr w:type="spellEnd"/>
-      <w:r>
-        <w:t xml:space="preserve"> to /</w:t>
-      </w:r>
-      <w:proofErr w:type="spellStart"/>
-      <w:r>
-        <w:t>api</w:t>
-      </w:r>
-      <w:proofErr w:type="spellEnd"/>
-      <w:r>
-        <w:t xml:space="preserve">/auth/register. The request is intercepted by the controller, where Jakarta Bean Validation annotations (@NotBlank, @Email, @Size(min = 6)) verify the structure of the input data. The payload is then processed by </w:t>
-      </w:r>
-      <w:proofErr w:type="spellStart"/>
-      <w:r>
-        <w:t>AuthService</w:t>
-      </w:r>
-      <w:proofErr w:type="spellEnd"/>
-      <w:r>
-        <w:t>, which performs business rule checks:</w:t>
+        <w:t>and confirmPassword to /api/auth/register. The request is intercepted by the controller, where Jakarta Bean Validation annotations (@NotBlank, @Email, @Size(min = 6)) verify the structure of the input data. The payload is then processed by AuthService, which performs business rule checks:</w:t>
       </w:r>
     </w:p>
     <w:p>
@@ -24393,11 +23457,9 @@
         </w:rPr>
         <w:t xml:space="preserve"> </w:t>
       </w:r>
-      <w:proofErr w:type="spellStart"/>
       <w:r>
         <w:t>confirmPassword</w:t>
       </w:r>
-      <w:proofErr w:type="spellEnd"/>
       <w:r>
         <w:rPr>
           <w:spacing w:val="-3"/>
@@ -24453,13 +23515,8 @@
         </w:rPr>
         <w:t xml:space="preserve"> </w:t>
       </w:r>
-      <w:proofErr w:type="spellStart"/>
-      <w:r>
-        <w:t>UserRepository.existsByEmailaddress</w:t>
-      </w:r>
-      <w:proofErr w:type="spellEnd"/>
-      <w:r>
-        <w:t>()</w:t>
+      <w:r>
+        <w:t>UserRepository.existsByEmailaddress()</w:t>
       </w:r>
       <w:r>
         <w:rPr>
@@ -24603,13 +23660,8 @@
         </w:rPr>
         <w:t xml:space="preserve"> </w:t>
       </w:r>
-      <w:proofErr w:type="spellStart"/>
-      <w:r>
-        <w:t>BCryptPasswordEncoder</w:t>
-      </w:r>
-      <w:proofErr w:type="spellEnd"/>
-      <w:r>
-        <w:t xml:space="preserve">: </w:t>
+      <w:r>
+        <w:t xml:space="preserve">BCryptPasswordEncoder: </w:t>
       </w:r>
       <w:r>
         <w:rPr>
@@ -24624,61 +23676,11 @@
         <w:spacing w:before="2" w:line="249" w:lineRule="auto"/>
         <w:ind w:right="2653"/>
       </w:pPr>
-      <w:proofErr w:type="spellStart"/>
       <w:r>
         <w:rPr>
           <w:spacing w:val="-2"/>
         </w:rPr>
-        <w:t>user.setPassword</w:t>
-      </w:r>
-      <w:proofErr w:type="spellEnd"/>
-      <w:r>
-        <w:rPr>
-          <w:spacing w:val="-2"/>
-        </w:rPr>
-        <w:t>(</w:t>
-      </w:r>
-      <w:proofErr w:type="spellStart"/>
-      <w:r>
-        <w:rPr>
-          <w:spacing w:val="-2"/>
-        </w:rPr>
-        <w:t>passwordEncoder.encode</w:t>
-      </w:r>
-      <w:proofErr w:type="spellEnd"/>
-      <w:r>
-        <w:rPr>
-          <w:spacing w:val="-2"/>
-        </w:rPr>
-        <w:t>(</w:t>
-      </w:r>
-      <w:proofErr w:type="spellStart"/>
-      <w:r>
-        <w:rPr>
-          <w:spacing w:val="-2"/>
-        </w:rPr>
-        <w:t>request.getPassword</w:t>
-      </w:r>
-      <w:proofErr w:type="spellEnd"/>
-      <w:r>
-        <w:rPr>
-          <w:spacing w:val="-2"/>
-        </w:rPr>
-        <w:t xml:space="preserve">())); </w:t>
-      </w:r>
-      <w:proofErr w:type="spellStart"/>
-      <w:r>
-        <w:rPr>
-          <w:spacing w:val="-2"/>
-        </w:rPr>
-        <w:t>userRepository.save</w:t>
-      </w:r>
-      <w:proofErr w:type="spellEnd"/>
-      <w:r>
-        <w:rPr>
-          <w:spacing w:val="-2"/>
-        </w:rPr>
-        <w:t>(user);</w:t>
+        <w:t>user.setPassword(passwordEncoder.encode(request.getPassword())); userRepository.save(user);</w:t>
       </w:r>
     </w:p>
     <w:p>
@@ -24699,14 +23701,9 @@
         <w:ind w:right="1408"/>
         <w:jc w:val="both"/>
       </w:pPr>
-      <w:proofErr w:type="spellStart"/>
       <w:r>
         <w:lastRenderedPageBreak/>
-        <w:t>BCrypt</w:t>
-      </w:r>
-      <w:proofErr w:type="spellEnd"/>
-      <w:r>
-        <w:t xml:space="preserve"> applies a salted, multi-round cryptographic one-way hash, ensuring that passwords stored in the users table cannot be reversed even in the event of a database compromise.</w:t>
+        <w:t>BCrypt applies a salted, multi-round cryptographic one-way hash, ensuring that passwords stored in the users table cannot be reversed even in the event of a database compromise.</w:t>
       </w:r>
     </w:p>
     <w:p>
@@ -24717,15 +23714,7 @@
         <w:jc w:val="both"/>
       </w:pPr>
       <w:r>
-        <w:t>The login flow operates similarly through /</w:t>
-      </w:r>
-      <w:proofErr w:type="spellStart"/>
-      <w:r>
-        <w:t>api</w:t>
-      </w:r>
-      <w:proofErr w:type="spellEnd"/>
-      <w:r>
-        <w:t>/auth/login. When a user submits their email address</w:t>
+        <w:t>The login flow operates similarly through /api/auth/login. When a user submits their email address</w:t>
       </w:r>
       <w:r>
         <w:rPr>
@@ -24760,11 +23749,9 @@
         </w:rPr>
         <w:t xml:space="preserve">  </w:t>
       </w:r>
-      <w:proofErr w:type="spellStart"/>
       <w:r>
         <w:t>AuthService</w:t>
       </w:r>
-      <w:proofErr w:type="spellEnd"/>
       <w:r>
         <w:rPr>
           <w:spacing w:val="40"/>
@@ -24808,39 +23795,7 @@
         <w:t xml:space="preserve">  </w:t>
       </w:r>
       <w:r>
-        <w:t xml:space="preserve">the matching User record. If the user is found, the service compares the provided password with the stored hash using </w:t>
-      </w:r>
-      <w:proofErr w:type="spellStart"/>
-      <w:r>
-        <w:t>passwordEncoder.matches</w:t>
-      </w:r>
-      <w:proofErr w:type="spellEnd"/>
-      <w:r>
-        <w:t>(</w:t>
-      </w:r>
-      <w:proofErr w:type="spellStart"/>
-      <w:r>
-        <w:t>rawPassword</w:t>
-      </w:r>
-      <w:proofErr w:type="spellEnd"/>
-      <w:r>
-        <w:t xml:space="preserve">, </w:t>
-      </w:r>
-      <w:proofErr w:type="spellStart"/>
-      <w:r>
-        <w:t>encodedPassword</w:t>
-      </w:r>
-      <w:proofErr w:type="spellEnd"/>
-      <w:r>
-        <w:t xml:space="preserve">). If the credentials match, </w:t>
-      </w:r>
-      <w:proofErr w:type="spellStart"/>
-      <w:r>
-        <w:t>JwtService</w:t>
-      </w:r>
-      <w:proofErr w:type="spellEnd"/>
-      <w:r>
-        <w:t xml:space="preserve"> generates a signed JWT:</w:t>
+        <w:t>the matching User record. If the user is found, the service compares the provided password with the stored hash using passwordEncoder.matches(rawPassword, encodedPassword). If the credentials match, JwtService generates a signed JWT:</w:t>
       </w:r>
     </w:p>
     <w:p>
@@ -24885,21 +23840,7 @@
         <w:rPr>
           <w:spacing w:val="-2"/>
         </w:rPr>
-        <w:t xml:space="preserve"> </w:t>
-      </w:r>
-      <w:proofErr w:type="spellStart"/>
-      <w:r>
-        <w:rPr>
-          <w:spacing w:val="-2"/>
-        </w:rPr>
-        <w:t>Jwts.builder</w:t>
-      </w:r>
-      <w:proofErr w:type="spellEnd"/>
-      <w:r>
-        <w:rPr>
-          <w:spacing w:val="-2"/>
-        </w:rPr>
-        <w:t>()</w:t>
+        <w:t xml:space="preserve"> Jwts.builder()</w:t>
       </w:r>
     </w:p>
     <w:p>
@@ -24912,21 +23853,7 @@
         <w:rPr>
           <w:spacing w:val="-2"/>
         </w:rPr>
-        <w:t>.subject(</w:t>
-      </w:r>
-      <w:proofErr w:type="spellStart"/>
-      <w:r>
-        <w:rPr>
-          <w:spacing w:val="-2"/>
-        </w:rPr>
-        <w:t>user.getEmailaddress</w:t>
-      </w:r>
-      <w:proofErr w:type="spellEnd"/>
-      <w:r>
-        <w:rPr>
-          <w:spacing w:val="-2"/>
-        </w:rPr>
-        <w:t>())</w:t>
+        <w:t>.subject(user.getEmailaddress())</w:t>
       </w:r>
     </w:p>
     <w:p>
@@ -24936,15 +23863,7 @@
         <w:ind w:left="1900"/>
       </w:pPr>
       <w:r>
-        <w:t>.</w:t>
-      </w:r>
-      <w:proofErr w:type="spellStart"/>
-      <w:r>
-        <w:t>issuedAt</w:t>
-      </w:r>
-      <w:proofErr w:type="spellEnd"/>
-      <w:r>
-        <w:t>(new</w:t>
+        <w:t>.issuedAt(new</w:t>
       </w:r>
       <w:r>
         <w:rPr>
@@ -24956,21 +23875,7 @@
         <w:rPr>
           <w:spacing w:val="-2"/>
         </w:rPr>
-        <w:t>Date(</w:t>
-      </w:r>
-      <w:proofErr w:type="spellStart"/>
-      <w:r>
-        <w:rPr>
-          <w:spacing w:val="-2"/>
-        </w:rPr>
-        <w:t>System.currentTimeMillis</w:t>
-      </w:r>
-      <w:proofErr w:type="spellEnd"/>
-      <w:r>
-        <w:rPr>
-          <w:spacing w:val="-2"/>
-        </w:rPr>
-        <w:t>()))</w:t>
+        <w:t>Date(System.currentTimeMillis()))</w:t>
       </w:r>
     </w:p>
     <w:p>
@@ -24989,15 +23894,7 @@
         <w:t xml:space="preserve"> </w:t>
       </w:r>
       <w:r>
-        <w:t>Date(</w:t>
-      </w:r>
-      <w:proofErr w:type="spellStart"/>
-      <w:r>
-        <w:t>System.currentTimeMillis</w:t>
-      </w:r>
-      <w:proofErr w:type="spellEnd"/>
-      <w:r>
-        <w:t>()</w:t>
+        <w:t>Date(System.currentTimeMillis()</w:t>
       </w:r>
       <w:r>
         <w:rPr>
@@ -25106,35 +24003,7 @@
         <w:rPr>
           <w:spacing w:val="-2"/>
         </w:rPr>
-        <w:t>.</w:t>
-      </w:r>
-      <w:proofErr w:type="spellStart"/>
-      <w:r>
-        <w:rPr>
-          <w:spacing w:val="-2"/>
-        </w:rPr>
-        <w:t>signWith</w:t>
-      </w:r>
-      <w:proofErr w:type="spellEnd"/>
-      <w:r>
-        <w:rPr>
-          <w:spacing w:val="-2"/>
-        </w:rPr>
-        <w:t>(</w:t>
-      </w:r>
-      <w:proofErr w:type="spellStart"/>
-      <w:r>
-        <w:rPr>
-          <w:spacing w:val="-2"/>
-        </w:rPr>
-        <w:t>signingKey</w:t>
-      </w:r>
-      <w:proofErr w:type="spellEnd"/>
-      <w:r>
-        <w:rPr>
-          <w:spacing w:val="-2"/>
-        </w:rPr>
-        <w:t>)</w:t>
+        <w:t>.signWith(signingKey)</w:t>
       </w:r>
     </w:p>
     <w:p>
@@ -25158,15 +24027,7 @@
         <w:jc w:val="both"/>
       </w:pPr>
       <w:r>
-        <w:t xml:space="preserve">The resulting token encapsulates the user's identity and is signed using HMAC-SHA. It is returned to the client inside a </w:t>
-      </w:r>
-      <w:proofErr w:type="spellStart"/>
-      <w:r>
-        <w:t>LoginResponse</w:t>
-      </w:r>
-      <w:proofErr w:type="spellEnd"/>
-      <w:r>
-        <w:t xml:space="preserve"> DTO alongside user profile attributes.</w:t>
+        <w:t>The resulting token encapsulates the user's identity and is signed using HMAC-SHA. It is returned to the client inside a LoginResponse DTO alongside user profile attributes.</w:t>
       </w:r>
     </w:p>
     <w:p>
@@ -25177,23 +24038,7 @@
         <w:jc w:val="both"/>
       </w:pPr>
       <w:r>
-        <w:t xml:space="preserve">Authorization is managed by Spring Security's </w:t>
-      </w:r>
-      <w:proofErr w:type="spellStart"/>
-      <w:r>
-        <w:t>SecurityFilterChain</w:t>
-      </w:r>
-      <w:proofErr w:type="spellEnd"/>
-      <w:r>
-        <w:t>. The system is configured for stateless session management (</w:t>
-      </w:r>
-      <w:proofErr w:type="spellStart"/>
-      <w:r>
-        <w:t>SessionCreationPolicy.STATELESS</w:t>
-      </w:r>
-      <w:proofErr w:type="spellEnd"/>
-      <w:r>
-        <w:t>), meaning the server stores no session records in memory:</w:t>
+        <w:t>Authorization is managed by Spring Security's SecurityFilterChain. The system is configured for stateless session management (SessionCreationPolicy.STATELESS), meaning the server stores no session records in memory:</w:t>
       </w:r>
     </w:p>
     <w:p>
@@ -25216,21 +24061,8 @@
         <w:ind w:left="1660"/>
       </w:pPr>
       <w:r>
-        <w:t>.</w:t>
-      </w:r>
-      <w:proofErr w:type="spellStart"/>
-      <w:r>
-        <w:t>csrf</w:t>
-      </w:r>
-      <w:proofErr w:type="spellEnd"/>
-      <w:r>
-        <w:t>(</w:t>
-      </w:r>
-      <w:proofErr w:type="spellStart"/>
-      <w:r>
-        <w:t>csrf</w:t>
-      </w:r>
-      <w:proofErr w:type="spellEnd"/>
+        <w:t>.csrf(csrf</w:t>
+      </w:r>
       <w:r>
         <w:rPr>
           <w:spacing w:val="-3"/>
@@ -25246,19 +24078,11 @@
         </w:rPr>
         <w:t xml:space="preserve"> </w:t>
       </w:r>
-      <w:proofErr w:type="spellStart"/>
       <w:r>
         <w:rPr>
           <w:spacing w:val="-2"/>
         </w:rPr>
-        <w:t>csrf.disable</w:t>
-      </w:r>
-      <w:proofErr w:type="spellEnd"/>
-      <w:r>
-        <w:rPr>
-          <w:spacing w:val="-2"/>
-        </w:rPr>
-        <w:t>())</w:t>
+        <w:t>csrf.disable())</w:t>
       </w:r>
     </w:p>
     <w:p>
@@ -25268,21 +24092,8 @@
         <w:ind w:left="1660"/>
       </w:pPr>
       <w:r>
-        <w:t>.</w:t>
-      </w:r>
-      <w:proofErr w:type="spellStart"/>
-      <w:r>
-        <w:t>cors</w:t>
-      </w:r>
-      <w:proofErr w:type="spellEnd"/>
-      <w:r>
-        <w:t>(</w:t>
-      </w:r>
-      <w:proofErr w:type="spellStart"/>
-      <w:r>
-        <w:t>cors</w:t>
-      </w:r>
-      <w:proofErr w:type="spellEnd"/>
+        <w:t>.cors(cors</w:t>
+      </w:r>
       <w:r>
         <w:rPr>
           <w:spacing w:val="-3"/>
@@ -25298,33 +24109,11 @@
         </w:rPr>
         <w:t xml:space="preserve"> </w:t>
       </w:r>
-      <w:proofErr w:type="spellStart"/>
       <w:r>
         <w:rPr>
           <w:spacing w:val="-2"/>
         </w:rPr>
-        <w:t>cors.configurationSource</w:t>
-      </w:r>
-      <w:proofErr w:type="spellEnd"/>
-      <w:r>
-        <w:rPr>
-          <w:spacing w:val="-2"/>
-        </w:rPr>
-        <w:t>(</w:t>
-      </w:r>
-      <w:proofErr w:type="spellStart"/>
-      <w:r>
-        <w:rPr>
-          <w:spacing w:val="-2"/>
-        </w:rPr>
-        <w:t>corsConfigurationSource</w:t>
-      </w:r>
-      <w:proofErr w:type="spellEnd"/>
-      <w:r>
-        <w:rPr>
-          <w:spacing w:val="-2"/>
-        </w:rPr>
-        <w:t>()))</w:t>
+        <w:t>cors.configurationSource(corsConfigurationSource()))</w:t>
       </w:r>
     </w:p>
     <w:p>
@@ -25340,21 +24129,7 @@
         <w:rPr>
           <w:spacing w:val="-2"/>
         </w:rPr>
-        <w:t>.</w:t>
-      </w:r>
-      <w:proofErr w:type="spellStart"/>
-      <w:r>
-        <w:rPr>
-          <w:spacing w:val="-2"/>
-        </w:rPr>
-        <w:t>sessionManagement</w:t>
-      </w:r>
-      <w:proofErr w:type="spellEnd"/>
-      <w:r>
-        <w:rPr>
-          <w:spacing w:val="-2"/>
-        </w:rPr>
-        <w:t>(session</w:t>
+        <w:t>.sessionManagement(session</w:t>
       </w:r>
       <w:r>
         <w:tab/>
@@ -25377,33 +24152,11 @@
         <w:pStyle w:val="BodyText"/>
         <w:spacing w:before="12"/>
       </w:pPr>
-      <w:proofErr w:type="spellStart"/>
       <w:r>
         <w:rPr>
           <w:spacing w:val="-2"/>
         </w:rPr>
-        <w:t>session.sessionCreationPolicy</w:t>
-      </w:r>
-      <w:proofErr w:type="spellEnd"/>
-      <w:r>
-        <w:rPr>
-          <w:spacing w:val="-2"/>
-        </w:rPr>
-        <w:t>(</w:t>
-      </w:r>
-      <w:proofErr w:type="spellStart"/>
-      <w:r>
-        <w:rPr>
-          <w:spacing w:val="-2"/>
-        </w:rPr>
-        <w:t>SessionCreationPolicy.STATELESS</w:t>
-      </w:r>
-      <w:proofErr w:type="spellEnd"/>
-      <w:r>
-        <w:rPr>
-          <w:spacing w:val="-2"/>
-        </w:rPr>
-        <w:t>))</w:t>
+        <w:t>session.sessionCreationPolicy(SessionCreationPolicy.STATELESS))</w:t>
       </w:r>
     </w:p>
     <w:p>
@@ -25413,15 +24166,7 @@
         <w:ind w:left="1660"/>
       </w:pPr>
       <w:r>
-        <w:t>.</w:t>
-      </w:r>
-      <w:proofErr w:type="spellStart"/>
-      <w:r>
-        <w:t>authorizeHttpRequests</w:t>
-      </w:r>
-      <w:proofErr w:type="spellEnd"/>
-      <w:r>
-        <w:t>(auth</w:t>
+        <w:t>.authorizeHttpRequests(auth</w:t>
       </w:r>
       <w:r>
         <w:rPr>
@@ -25455,35 +24200,7 @@
         <w:rPr>
           <w:w w:val="95"/>
         </w:rPr>
-        <w:t>.</w:t>
-      </w:r>
-      <w:proofErr w:type="spellStart"/>
-      <w:r>
-        <w:rPr>
-          <w:w w:val="95"/>
-        </w:rPr>
-        <w:t>requestMatchers</w:t>
-      </w:r>
-      <w:proofErr w:type="spellEnd"/>
-      <w:r>
-        <w:rPr>
-          <w:w w:val="95"/>
-        </w:rPr>
-        <w:t>(</w:t>
-      </w:r>
-      <w:proofErr w:type="spellStart"/>
-      <w:r>
-        <w:rPr>
-          <w:w w:val="95"/>
-        </w:rPr>
-        <w:t>HttpMethod.OPTIONS</w:t>
-      </w:r>
-      <w:proofErr w:type="spellEnd"/>
-      <w:r>
-        <w:rPr>
-          <w:w w:val="95"/>
-        </w:rPr>
-        <w:t>,</w:t>
+        <w:t>.requestMatchers(HttpMethod.OPTIONS,</w:t>
       </w:r>
       <w:r>
         <w:rPr>
@@ -25496,23 +24213,7 @@
           <w:spacing w:val="-2"/>
           <w:w w:val="95"/>
         </w:rPr>
-        <w:t>"/**").</w:t>
-      </w:r>
-      <w:proofErr w:type="spellStart"/>
-      <w:r>
-        <w:rPr>
-          <w:spacing w:val="-2"/>
-          <w:w w:val="95"/>
-        </w:rPr>
-        <w:t>permitAll</w:t>
-      </w:r>
-      <w:proofErr w:type="spellEnd"/>
-      <w:r>
-        <w:rPr>
-          <w:spacing w:val="-2"/>
-          <w:w w:val="95"/>
-        </w:rPr>
-        <w:t>()</w:t>
+        <w:t>"/**").permitAll()</w:t>
       </w:r>
     </w:p>
     <w:p>
@@ -25525,49 +24226,7 @@
         <w:rPr>
           <w:spacing w:val="-2"/>
         </w:rPr>
-        <w:t>.</w:t>
-      </w:r>
-      <w:proofErr w:type="spellStart"/>
-      <w:r>
-        <w:rPr>
-          <w:spacing w:val="-2"/>
-        </w:rPr>
-        <w:t>requestMatchers</w:t>
-      </w:r>
-      <w:proofErr w:type="spellEnd"/>
-      <w:r>
-        <w:rPr>
-          <w:spacing w:val="-2"/>
-        </w:rPr>
-        <w:t>("/</w:t>
-      </w:r>
-      <w:proofErr w:type="spellStart"/>
-      <w:r>
-        <w:rPr>
-          <w:spacing w:val="-2"/>
-        </w:rPr>
-        <w:t>api</w:t>
-      </w:r>
-      <w:proofErr w:type="spellEnd"/>
-      <w:r>
-        <w:rPr>
-          <w:spacing w:val="-2"/>
-        </w:rPr>
-        <w:t>/auth/**").</w:t>
-      </w:r>
-      <w:proofErr w:type="spellStart"/>
-      <w:r>
-        <w:rPr>
-          <w:spacing w:val="-2"/>
-        </w:rPr>
-        <w:t>permitAll</w:t>
-      </w:r>
-      <w:proofErr w:type="spellEnd"/>
-      <w:r>
-        <w:rPr>
-          <w:spacing w:val="-2"/>
-        </w:rPr>
-        <w:t>()</w:t>
+        <w:t>.requestMatchers("/api/auth/**").permitAll()</w:t>
       </w:r>
     </w:p>
     <w:p>
@@ -25580,63 +24239,7 @@
         <w:rPr>
           <w:spacing w:val="-2"/>
         </w:rPr>
-        <w:t>.</w:t>
-      </w:r>
-      <w:proofErr w:type="spellStart"/>
-      <w:r>
-        <w:rPr>
-          <w:spacing w:val="-2"/>
-        </w:rPr>
-        <w:t>requestMatchers</w:t>
-      </w:r>
-      <w:proofErr w:type="spellEnd"/>
-      <w:r>
-        <w:rPr>
-          <w:spacing w:val="-2"/>
-        </w:rPr>
-        <w:t>("/</w:t>
-      </w:r>
-      <w:proofErr w:type="spellStart"/>
-      <w:r>
-        <w:rPr>
-          <w:spacing w:val="-2"/>
-        </w:rPr>
-        <w:t>api</w:t>
-      </w:r>
-      <w:proofErr w:type="spellEnd"/>
-      <w:r>
-        <w:rPr>
-          <w:spacing w:val="-2"/>
-        </w:rPr>
-        <w:t>/</w:t>
-      </w:r>
-      <w:proofErr w:type="spellStart"/>
-      <w:r>
-        <w:rPr>
-          <w:spacing w:val="-2"/>
-        </w:rPr>
-        <w:t>tmdb</w:t>
-      </w:r>
-      <w:proofErr w:type="spellEnd"/>
-      <w:r>
-        <w:rPr>
-          <w:spacing w:val="-2"/>
-        </w:rPr>
-        <w:t>/**").</w:t>
-      </w:r>
-      <w:proofErr w:type="spellStart"/>
-      <w:r>
-        <w:rPr>
-          <w:spacing w:val="-2"/>
-        </w:rPr>
-        <w:t>permitAll</w:t>
-      </w:r>
-      <w:proofErr w:type="spellEnd"/>
-      <w:r>
-        <w:rPr>
-          <w:spacing w:val="-2"/>
-        </w:rPr>
-        <w:t>()</w:t>
+        <w:t>.requestMatchers("/api/tmdb/**").permitAll()</w:t>
       </w:r>
     </w:p>
     <w:p>
@@ -25649,35 +24252,7 @@
         <w:rPr>
           <w:spacing w:val="-2"/>
         </w:rPr>
-        <w:t>.</w:t>
-      </w:r>
-      <w:proofErr w:type="spellStart"/>
-      <w:r>
-        <w:rPr>
-          <w:spacing w:val="-2"/>
-        </w:rPr>
-        <w:t>requestMatchers</w:t>
-      </w:r>
-      <w:proofErr w:type="spellEnd"/>
-      <w:r>
-        <w:rPr>
-          <w:spacing w:val="-2"/>
-        </w:rPr>
-        <w:t>("/error").</w:t>
-      </w:r>
-      <w:proofErr w:type="spellStart"/>
-      <w:r>
-        <w:rPr>
-          <w:spacing w:val="-2"/>
-        </w:rPr>
-        <w:t>permitAll</w:t>
-      </w:r>
-      <w:proofErr w:type="spellEnd"/>
-      <w:r>
-        <w:rPr>
-          <w:spacing w:val="-2"/>
-        </w:rPr>
-        <w:t>()</w:t>
+        <w:t>.requestMatchers("/error").permitAll()</w:t>
       </w:r>
     </w:p>
     <w:p>
@@ -25690,21 +24265,7 @@
         <w:rPr>
           <w:spacing w:val="-2"/>
         </w:rPr>
-        <w:t>.</w:t>
-      </w:r>
-      <w:proofErr w:type="spellStart"/>
-      <w:r>
-        <w:rPr>
-          <w:spacing w:val="-2"/>
-        </w:rPr>
-        <w:t>anyRequest</w:t>
-      </w:r>
-      <w:proofErr w:type="spellEnd"/>
-      <w:r>
-        <w:rPr>
-          <w:spacing w:val="-2"/>
-        </w:rPr>
-        <w:t>().authenticated()</w:t>
+        <w:t>.anyRequest().authenticated()</w:t>
       </w:r>
     </w:p>
     <w:p>
@@ -25731,15 +24292,7 @@
         <w:jc w:val="both"/>
       </w:pPr>
       <w:r>
-        <w:t xml:space="preserve">This configuration permits public access to movie discovery feeds and authentication endpoints, while requiring valid JWT validation for private user operations (such as personal profile management and review submissions). On the frontend, React applies conditional rendering: the navigation bar dynamically switches between "Sign In / Register" buttons and user profile menus based on the presence of a valid token in </w:t>
-      </w:r>
-      <w:proofErr w:type="spellStart"/>
-      <w:r>
-        <w:t>localStorage</w:t>
-      </w:r>
-      <w:proofErr w:type="spellEnd"/>
-      <w:r>
-        <w:t>.</w:t>
+        <w:t>This configuration permits public access to movie discovery feeds and authentication endpoints, while requiring valid JWT validation for private user operations (such as personal profile management and review submissions). On the frontend, React applies conditional rendering: the navigation bar dynamically switches between "Sign In / Register" buttons and user profile menus based on the presence of a valid token in localStorage.</w:t>
       </w:r>
     </w:p>
     <w:p>
@@ -28551,88 +27104,16 @@
         <w:t xml:space="preserve"> </w:t>
       </w:r>
       <w:r>
-        <w:t>call via movieService.js to GET /</w:t>
-      </w:r>
-      <w:proofErr w:type="spellStart"/>
-      <w:r>
-        <w:t>api</w:t>
-      </w:r>
-      <w:proofErr w:type="spellEnd"/>
-      <w:r>
-        <w:t>/</w:t>
-      </w:r>
-      <w:proofErr w:type="spellStart"/>
-      <w:r>
-        <w:t>tmdb</w:t>
-      </w:r>
-      <w:proofErr w:type="spellEnd"/>
-      <w:r>
-        <w:t>/trending and GET /</w:t>
-      </w:r>
-      <w:proofErr w:type="spellStart"/>
-      <w:r>
-        <w:t>api</w:t>
-      </w:r>
-      <w:proofErr w:type="spellEnd"/>
-      <w:r>
-        <w:t>/</w:t>
-      </w:r>
-      <w:proofErr w:type="spellStart"/>
-      <w:r>
-        <w:t>tmdb</w:t>
-      </w:r>
-      <w:proofErr w:type="spellEnd"/>
-      <w:r>
-        <w:t xml:space="preserve">/popular. These requests are received by </w:t>
-      </w:r>
-      <w:proofErr w:type="spellStart"/>
-      <w:r>
-        <w:t>TmdbController</w:t>
-      </w:r>
-      <w:proofErr w:type="spellEnd"/>
-      <w:r>
-        <w:t xml:space="preserve">, which delegates them to </w:t>
-      </w:r>
-      <w:proofErr w:type="spellStart"/>
-      <w:r>
-        <w:t>TmdbService</w:t>
-      </w:r>
-      <w:proofErr w:type="spellEnd"/>
-      <w:r>
-        <w:t xml:space="preserve">. The service invokes TMDB's /trending/movie/day endpoint using Spring's </w:t>
-      </w:r>
-      <w:proofErr w:type="spellStart"/>
-      <w:r>
-        <w:t>RestClient</w:t>
-      </w:r>
-      <w:proofErr w:type="spellEnd"/>
-      <w:r>
-        <w:t>, embedding the server-side Bearer token. TMDB returns a structured JSON payload containing a results array of twenty movie records. The backend forwards this response to the frontend, where React maps the</w:t>
-      </w:r>
-      <w:r>
-        <w:rPr>
-          <w:spacing w:val="40"/>
-        </w:rPr>
-        <w:t xml:space="preserve"> </w:t>
-      </w:r>
-      <w:r>
-        <w:t xml:space="preserve">data to reusable </w:t>
-      </w:r>
-      <w:proofErr w:type="spellStart"/>
-      <w:r>
-        <w:t>MovieCard</w:t>
-      </w:r>
-      <w:proofErr w:type="spellEnd"/>
-      <w:r>
-        <w:t xml:space="preserve"> components. Poster images are constructed dynamically by prefixing the </w:t>
-      </w:r>
-      <w:proofErr w:type="spellStart"/>
-      <w:r>
-        <w:t>poster_path</w:t>
-      </w:r>
-      <w:proofErr w:type="spellEnd"/>
-      <w:r>
-        <w:t xml:space="preserve"> string with TMDB’s Content Delivery Network base URL </w:t>
+        <w:t>call via movieService.js to GET /api/tmdb/trending and GET /api/tmdb/popular. These requests are received by TmdbController, which delegates them to TmdbService. The service invokes TMDB's /trending/movie/day endpoint using Spring's RestClient, embedding the server-side Bearer token. TMDB returns a structured JSON payload containing a results array of twenty movie records. The backend forwards this response to the frontend, where React maps the</w:t>
+      </w:r>
+      <w:r>
+        <w:rPr>
+          <w:spacing w:val="40"/>
+        </w:rPr>
+        <w:t xml:space="preserve"> </w:t>
+      </w:r>
+      <w:r>
+        <w:t xml:space="preserve">data to reusable MovieCard components. Poster images are constructed dynamically by prefixing the poster_path string with TMDB’s Content Delivery Network base URL </w:t>
       </w:r>
       <w:r>
         <w:rPr>
@@ -28840,79 +27321,7 @@
         <w:t xml:space="preserve">  </w:t>
       </w:r>
       <w:r>
-        <w:t xml:space="preserve">state for </w:t>
-      </w:r>
-      <w:proofErr w:type="spellStart"/>
-      <w:r>
-        <w:t>searchQuery</w:t>
-      </w:r>
-      <w:proofErr w:type="spellEnd"/>
-      <w:r>
-        <w:t xml:space="preserve">, </w:t>
-      </w:r>
-      <w:proofErr w:type="spellStart"/>
-      <w:r>
-        <w:t>selectedGenre</w:t>
-      </w:r>
-      <w:proofErr w:type="spellEnd"/>
-      <w:r>
-        <w:t xml:space="preserve">, </w:t>
-      </w:r>
-      <w:proofErr w:type="spellStart"/>
-      <w:r>
-        <w:t>selectedYear</w:t>
-      </w:r>
-      <w:proofErr w:type="spellEnd"/>
-      <w:r>
-        <w:t xml:space="preserve">, </w:t>
-      </w:r>
-      <w:proofErr w:type="spellStart"/>
-      <w:r>
-        <w:t>minRating</w:t>
-      </w:r>
-      <w:proofErr w:type="spellEnd"/>
-      <w:r>
-        <w:t xml:space="preserve">, and </w:t>
-      </w:r>
-      <w:proofErr w:type="spellStart"/>
-      <w:r>
-        <w:t>currentPage</w:t>
-      </w:r>
-      <w:proofErr w:type="spellEnd"/>
-      <w:r>
-        <w:t>. When a user modifies an input, an Axios request is dispatched to /</w:t>
-      </w:r>
-      <w:proofErr w:type="spellStart"/>
-      <w:r>
-        <w:t>api</w:t>
-      </w:r>
-      <w:proofErr w:type="spellEnd"/>
-      <w:r>
-        <w:t>/</w:t>
-      </w:r>
-      <w:proofErr w:type="spellStart"/>
-      <w:r>
-        <w:t>tmdb</w:t>
-      </w:r>
-      <w:proofErr w:type="spellEnd"/>
-      <w:r>
-        <w:t>/movies (or /</w:t>
-      </w:r>
-      <w:proofErr w:type="spellStart"/>
-      <w:r>
-        <w:t>api</w:t>
-      </w:r>
-      <w:proofErr w:type="spellEnd"/>
-      <w:r>
-        <w:t>/</w:t>
-      </w:r>
-      <w:proofErr w:type="spellStart"/>
-      <w:r>
-        <w:t>tmdb</w:t>
-      </w:r>
-      <w:proofErr w:type="spellEnd"/>
-      <w:r>
-        <w:t>/search if</w:t>
+        <w:t>state for searchQuery, selectedGenre, selectedYear, minRating, and currentPage. When a user modifies an input, an Axios request is dispatched to /api/tmdb/movies (or /api/tmdb/search if</w:t>
       </w:r>
       <w:r>
         <w:rPr>
@@ -28992,13 +27401,8 @@
         </w:rPr>
         <w:t xml:space="preserve"> </w:t>
       </w:r>
-      <w:proofErr w:type="spellStart"/>
-      <w:r>
-        <w:t>sortBy</w:t>
-      </w:r>
-      <w:proofErr w:type="spellEnd"/>
-      <w:r>
-        <w:t>,</w:t>
+      <w:r>
+        <w:t>sortBy,</w:t>
       </w:r>
       <w:r>
         <w:rPr>
@@ -29016,15 +27420,7 @@
         <w:t xml:space="preserve"> </w:t>
       </w:r>
       <w:r>
-        <w:t xml:space="preserve">genre, and rating. </w:t>
-      </w:r>
-      <w:proofErr w:type="spellStart"/>
-      <w:r>
-        <w:t>TmdbService</w:t>
-      </w:r>
-      <w:proofErr w:type="spellEnd"/>
-      <w:r>
-        <w:t xml:space="preserve"> intercepts these parameters, builds a dynamic URI query string, and queries TMDB’s /discover/movie API. Upstream results are returned as JSON, and React updates its virtual DOM to render the new collection of matching movie cards.</w:t>
+        <w:t>genre, and rating. TmdbService intercepts these parameters, builds a dynamic URI query string, and queries TMDB’s /discover/movie API. Upstream results are returned as JSON, and React updates its virtual DOM to render the new collection of matching movie cards.</w:t>
       </w:r>
     </w:p>
     <w:p>
@@ -29608,14 +28004,12 @@
         </w:rPr>
         <w:t xml:space="preserve"> </w:t>
       </w:r>
-      <w:proofErr w:type="spellStart"/>
       <w:r>
         <w:rPr>
           <w:sz w:val="20"/>
         </w:rPr>
         <w:t>TerritoryCard</w:t>
       </w:r>
-      <w:proofErr w:type="spellEnd"/>
       <w:r>
         <w:rPr>
           <w:spacing w:val="44"/>
@@ -29906,35 +28300,7 @@
         <w:rPr>
           <w:sz w:val="20"/>
         </w:rPr>
-        <w:t xml:space="preserve">The </w:t>
-      </w:r>
-      <w:proofErr w:type="spellStart"/>
-      <w:r>
-        <w:rPr>
-          <w:sz w:val="20"/>
-        </w:rPr>
-        <w:t>ReviewCard</w:t>
-      </w:r>
-      <w:proofErr w:type="spellEnd"/>
-      <w:r>
-        <w:rPr>
-          <w:sz w:val="20"/>
-        </w:rPr>
-        <w:t xml:space="preserve"> and </w:t>
-      </w:r>
-      <w:proofErr w:type="spellStart"/>
-      <w:r>
-        <w:rPr>
-          <w:sz w:val="20"/>
-        </w:rPr>
-        <w:t>RatingSelector</w:t>
-      </w:r>
-      <w:proofErr w:type="spellEnd"/>
-      <w:r>
-        <w:rPr>
-          <w:sz w:val="20"/>
-        </w:rPr>
-        <w:t xml:space="preserve"> components manage client-side state for the selected</w:t>
+        <w:t>The ReviewCard and RatingSelector components manage client-side state for the selected</w:t>
       </w:r>
       <w:r>
         <w:rPr>
@@ -30116,35 +28482,7 @@
         <w:rPr>
           <w:sz w:val="20"/>
         </w:rPr>
-        <w:t xml:space="preserve">token in </w:t>
-      </w:r>
-      <w:proofErr w:type="spellStart"/>
-      <w:r>
-        <w:rPr>
-          <w:sz w:val="20"/>
-        </w:rPr>
-        <w:t>localStorage</w:t>
-      </w:r>
-      <w:proofErr w:type="spellEnd"/>
-      <w:r>
-        <w:rPr>
-          <w:sz w:val="20"/>
-        </w:rPr>
-        <w:t xml:space="preserve">. If authenticated, Axios dispatches a POST request to the reviews endpoint with the payload { </w:t>
-      </w:r>
-      <w:proofErr w:type="spellStart"/>
-      <w:r>
-        <w:rPr>
-          <w:sz w:val="20"/>
-        </w:rPr>
-        <w:t>movieId</w:t>
-      </w:r>
-      <w:proofErr w:type="spellEnd"/>
-      <w:r>
-        <w:rPr>
-          <w:sz w:val="20"/>
-        </w:rPr>
-        <w:t>, rating, comment }. The request carries the Authorization: Bearer &lt;token&gt; header, which Spring Security validates. The backend persists the review to the database, linking it to the user's primary key (id) and the movie ID. The updated review</w:t>
+        <w:t>token in localStorage. If authenticated, Axios dispatches a POST request to the reviews endpoint with the payload { movieId, rating, comment }. The request carries the Authorization: Bearer &lt;token&gt; header, which Spring Security validates. The backend persists the review to the database, linking it to the user's primary key (id) and the movie ID. The updated review</w:t>
       </w:r>
       <w:r>
         <w:rPr>
@@ -30461,21 +28799,7 @@
         <w:rPr>
           <w:sz w:val="20"/>
         </w:rPr>
-        <w:t>/</w:t>
-      </w:r>
-      <w:proofErr w:type="spellStart"/>
-      <w:r>
-        <w:rPr>
-          <w:sz w:val="20"/>
-        </w:rPr>
-        <w:t>api</w:t>
-      </w:r>
-      <w:proofErr w:type="spellEnd"/>
-      <w:r>
-        <w:rPr>
-          <w:sz w:val="20"/>
-        </w:rPr>
-        <w:t>/auth/register</w:t>
+        <w:t>/api/auth/register</w:t>
       </w:r>
       <w:r>
         <w:rPr>
@@ -30503,7 +28827,6 @@
         </w:rPr>
         <w:tab/>
       </w:r>
-      <w:proofErr w:type="spellStart"/>
       <w:r>
         <w:rPr>
           <w:spacing w:val="-2"/>
@@ -30511,7 +28834,6 @@
         </w:rPr>
         <w:t>RegisterRequest</w:t>
       </w:r>
-      <w:proofErr w:type="spellEnd"/>
       <w:r>
         <w:rPr>
           <w:sz w:val="20"/>
@@ -30531,7 +28853,6 @@
         </w:rPr>
         <w:tab/>
       </w:r>
-      <w:proofErr w:type="spellStart"/>
       <w:r>
         <w:rPr>
           <w:spacing w:val="-2"/>
@@ -30539,7 +28860,6 @@
         </w:rPr>
         <w:t>AuthService</w:t>
       </w:r>
-      <w:proofErr w:type="spellEnd"/>
       <w:r>
         <w:rPr>
           <w:sz w:val="20"/>
@@ -30596,21 +28916,7 @@
         <w:rPr>
           <w:sz w:val="20"/>
         </w:rPr>
-        <w:t xml:space="preserve">calls </w:t>
-      </w:r>
-      <w:proofErr w:type="spellStart"/>
-      <w:r>
-        <w:rPr>
-          <w:sz w:val="20"/>
-        </w:rPr>
-        <w:t>userRepository.existsByEmailaddress</w:t>
-      </w:r>
-      <w:proofErr w:type="spellEnd"/>
-      <w:r>
-        <w:rPr>
-          <w:sz w:val="20"/>
-        </w:rPr>
-        <w:t>().</w:t>
+        <w:t>calls userRepository.existsByEmailaddress().</w:t>
       </w:r>
       <w:r>
         <w:rPr>
@@ -30645,33 +28951,11 @@
         </w:rPr>
         <w:t xml:space="preserve"> </w:t>
       </w:r>
-      <w:proofErr w:type="spellStart"/>
       <w:r>
         <w:rPr>
           <w:sz w:val="20"/>
         </w:rPr>
-        <w:t>BCryptPasswordEncoder</w:t>
-      </w:r>
-      <w:proofErr w:type="spellEnd"/>
-      <w:r>
-        <w:rPr>
-          <w:sz w:val="20"/>
-        </w:rPr>
-        <w:t xml:space="preserve"> and persists a new User entity to the MySQL database. Login dispatches a POST request to /</w:t>
-      </w:r>
-      <w:proofErr w:type="spellStart"/>
-      <w:r>
-        <w:rPr>
-          <w:sz w:val="20"/>
-        </w:rPr>
-        <w:t>api</w:t>
-      </w:r>
-      <w:proofErr w:type="spellEnd"/>
-      <w:r>
-        <w:rPr>
-          <w:sz w:val="20"/>
-        </w:rPr>
-        <w:t>/auth/login. The service queries</w:t>
+        <w:t>BCryptPasswordEncoder and persists a new User entity to the MySQL database. Login dispatches a POST request to /api/auth/login. The service queries</w:t>
       </w:r>
       <w:r>
         <w:rPr>
@@ -30807,19 +29091,11 @@
         </w:rPr>
         <w:t xml:space="preserve"> </w:t>
       </w:r>
-      <w:proofErr w:type="spellStart"/>
       <w:r>
         <w:rPr>
           <w:sz w:val="20"/>
         </w:rPr>
-        <w:t>passwordEncoder.matches</w:t>
-      </w:r>
-      <w:proofErr w:type="spellEnd"/>
-      <w:r>
-        <w:rPr>
-          <w:sz w:val="20"/>
-        </w:rPr>
-        <w:t>(),</w:t>
+        <w:t>passwordEncoder.matches(),</w:t>
       </w:r>
       <w:r>
         <w:rPr>
@@ -30846,62 +29122,20 @@
         <w:rPr>
           <w:sz w:val="20"/>
         </w:rPr>
-        <w:t xml:space="preserve">invokes </w:t>
-      </w:r>
-      <w:proofErr w:type="spellStart"/>
-      <w:r>
-        <w:rPr>
+        <w:t>invokes JwtService.generateToken() to create an HMAC-SHA signed token. The token, user ID, name, and</w:t>
+      </w:r>
+      <w:r>
+        <w:rPr>
+          <w:spacing w:val="40"/>
           <w:sz w:val="20"/>
         </w:rPr>
-        <w:t>JwtService.generateToken</w:t>
-      </w:r>
-      <w:proofErr w:type="spellEnd"/>
+        <w:t xml:space="preserve"> </w:t>
+      </w:r>
       <w:r>
         <w:rPr>
           <w:sz w:val="20"/>
         </w:rPr>
-        <w:t>() to create an HMAC-SHA signed token. The token, user ID, name, and</w:t>
-      </w:r>
-      <w:r>
-        <w:rPr>
-          <w:spacing w:val="40"/>
-          <w:sz w:val="20"/>
-        </w:rPr>
-        <w:t xml:space="preserve"> </w:t>
-      </w:r>
-      <w:r>
-        <w:rPr>
-          <w:sz w:val="20"/>
-        </w:rPr>
-        <w:t xml:space="preserve">email are returned to the client in a </w:t>
-      </w:r>
-      <w:proofErr w:type="spellStart"/>
-      <w:r>
-        <w:rPr>
-          <w:sz w:val="20"/>
-        </w:rPr>
-        <w:t>LoginResponse</w:t>
-      </w:r>
-      <w:proofErr w:type="spellEnd"/>
-      <w:r>
-        <w:rPr>
-          <w:sz w:val="20"/>
-        </w:rPr>
-        <w:t xml:space="preserve"> DTO and saved to </w:t>
-      </w:r>
-      <w:proofErr w:type="spellStart"/>
-      <w:r>
-        <w:rPr>
-          <w:sz w:val="20"/>
-        </w:rPr>
-        <w:t>localStorage</w:t>
-      </w:r>
-      <w:proofErr w:type="spellEnd"/>
-      <w:r>
-        <w:rPr>
-          <w:sz w:val="20"/>
-        </w:rPr>
-        <w:t>, establishing an</w:t>
+        <w:t>email are returned to the client in a LoginResponse DTO and saved to localStorage, establishing an</w:t>
       </w:r>
       <w:r>
         <w:rPr>
@@ -31273,15 +29507,7 @@
         <w:t xml:space="preserve"> </w:t>
       </w:r>
       <w:r>
-        <w:t xml:space="preserve">token attached. The external response was </w:t>
-      </w:r>
-      <w:proofErr w:type="spellStart"/>
-      <w:r>
-        <w:t>parsed</w:t>
-      </w:r>
-      <w:proofErr w:type="spellEnd"/>
-      <w:r>
-        <w:t xml:space="preserve"> by the backend and returned to the client, where React updated its component tree without a full-page reload. The test confirmed that client components successfully received and rendered external data without exposing third- party API credentials in the browser network tab.</w:t>
+        <w:t>token attached. The external response was parsed by the backend and returned to the client, where React updated its component tree without a full-page reload. The test confirmed that client components successfully received and rendered external data without exposing third- party API credentials in the browser network tab.</w:t>
       </w:r>
     </w:p>
     <w:p>
@@ -31425,15 +29651,7 @@
         <w:jc w:val="both"/>
       </w:pPr>
       <w:r>
-        <w:t xml:space="preserve">The Apache Maven Surefire </w:t>
-      </w:r>
-      <w:proofErr w:type="spellStart"/>
-      <w:r>
-        <w:t>Plugin</w:t>
-      </w:r>
-      <w:proofErr w:type="spellEnd"/>
-      <w:r>
-        <w:t xml:space="preserve"> automated test execution during the build lifecycle. Executing test compilation and run commands triggered automated testing phases, ensuring that any regressions or broken contracts were identified before packaging the application for </w:t>
+        <w:t xml:space="preserve">The Apache Maven Surefire Plugin automated test execution during the build lifecycle. Executing test compilation and run commands triggered automated testing phases, ensuring that any regressions or broken contracts were identified before packaging the application for </w:t>
       </w:r>
       <w:r>
         <w:rPr>
@@ -31461,15 +29679,7 @@
         <w:jc w:val="both"/>
       </w:pPr>
       <w:r>
-        <w:t xml:space="preserve">Google Chrome </w:t>
-      </w:r>
-      <w:proofErr w:type="spellStart"/>
-      <w:r>
-        <w:t>DevTools</w:t>
-      </w:r>
-      <w:proofErr w:type="spellEnd"/>
-      <w:r>
-        <w:t xml:space="preserve"> provided real-time inspection of client-side performance, network payloads, console warnings, and visual styling. The network inspector was used to analyze HTTP request and response headers, examine response latency, and verify cross-origin headers. The console inspector was used to identify CSS ordering warnings and observe</w:t>
+        <w:t>Google Chrome DevTools provided real-time inspection of client-side performance, network payloads, console warnings, and visual styling. The network inspector was used to analyze HTTP request and response headers, examine response latency, and verify cross-origin headers. The console inspector was used to identify CSS ordering warnings and observe</w:t>
       </w:r>
       <w:r>
         <w:rPr>
@@ -32526,31 +30736,7 @@
         <w:t xml:space="preserve"> </w:t>
       </w:r>
       <w:r>
-        <w:t xml:space="preserve">literal part of the path. This caused every attempt to execute </w:t>
-      </w:r>
-      <w:proofErr w:type="spellStart"/>
-      <w:r>
-        <w:t>npm</w:t>
-      </w:r>
-      <w:proofErr w:type="spellEnd"/>
-      <w:r>
-        <w:t xml:space="preserve"> run dev and </w:t>
-      </w:r>
-      <w:proofErr w:type="spellStart"/>
-      <w:r>
-        <w:t>npx</w:t>
-      </w:r>
-      <w:proofErr w:type="spellEnd"/>
-      <w:r>
-        <w:t xml:space="preserve"> </w:t>
-      </w:r>
-      <w:proofErr w:type="spellStart"/>
-      <w:r>
-        <w:t>vite</w:t>
-      </w:r>
-      <w:proofErr w:type="spellEnd"/>
-      <w:r>
-        <w:t xml:space="preserve"> from within the project directory to fail with cryptic "command not found" or partial execution errors. The shell would split the path at the ampersand and attempt to interpret "DSD" as a standalone command, which</w:t>
+        <w:t>literal part of the path. This caused every attempt to execute npm run dev and npx vite from within the project directory to fail with cryptic "command not found" or partial execution errors. The shell would split the path at the ampersand and attempt to interpret "DSD" as a standalone command, which</w:t>
       </w:r>
       <w:r>
         <w:rPr>
@@ -32716,40 +30902,16 @@
         <w:t xml:space="preserve"> </w:t>
       </w:r>
       <w:r>
-        <w:t xml:space="preserve">global </w:t>
-      </w:r>
-      <w:proofErr w:type="spellStart"/>
-      <w:r>
-        <w:t>vite</w:t>
-      </w:r>
-      <w:proofErr w:type="spellEnd"/>
-      <w:r>
-        <w:t xml:space="preserve"> command, the </w:t>
-      </w:r>
-      <w:proofErr w:type="spellStart"/>
-      <w:r>
-        <w:t>package.json</w:t>
-      </w:r>
-      <w:proofErr w:type="spellEnd"/>
-      <w:r>
-        <w:t xml:space="preserve"> scripts were modified to invoke the Vite binary</w:t>
-      </w:r>
-      <w:r>
-        <w:rPr>
-          <w:spacing w:val="40"/>
-        </w:rPr>
-        <w:t xml:space="preserve"> </w:t>
-      </w:r>
-      <w:r>
-        <w:t xml:space="preserve">directly using its full relative module path within </w:t>
-      </w:r>
-      <w:proofErr w:type="spellStart"/>
-      <w:r>
-        <w:t>node_modules</w:t>
-      </w:r>
-      <w:proofErr w:type="spellEnd"/>
-      <w:r>
-        <w:t>. This approach bypassed the shell's path parsing entirely and allowed the development server to start reliably regardless of the directory name. After this modification, the development workflow became stable and the hot module replacement feature of Vite functioned correctly. The fix also served as a valuable reminder that project directory names should avoid special characters that may conflict with operating system shell parsers.</w:t>
+        <w:t>global vite command, the package.json scripts were modified to invoke the Vite binary</w:t>
+      </w:r>
+      <w:r>
+        <w:rPr>
+          <w:spacing w:val="40"/>
+        </w:rPr>
+        <w:t xml:space="preserve"> </w:t>
+      </w:r>
+      <w:r>
+        <w:t>directly using its full relative module path within node_modules. This approach bypassed the shell's path parsing entirely and allowed the development server to start reliably regardless of the directory name. After this modification, the development workflow became stable and the hot module replacement feature of Vite functioned correctly. The fix also served as a valuable reminder that project directory names should avoid special characters that may conflict with operating system shell parsers.</w:t>
       </w:r>
     </w:p>
     <w:p>
@@ -32796,15 +30958,7 @@
         <w:t xml:space="preserve"> </w:t>
       </w:r>
       <w:r>
-        <w:t xml:space="preserve">stating that the package </w:t>
-      </w:r>
-      <w:proofErr w:type="spellStart"/>
-      <w:r>
-        <w:t>org.junit.jupiter.api</w:t>
-      </w:r>
-      <w:proofErr w:type="spellEnd"/>
-      <w:r>
-        <w:t xml:space="preserve"> did not exist, preventing the test compilation phase from completing. This error was traced to a missing spring-boot-starter-test dependency in the project's pom.xml file. The original developer had not included the standard Spring Boot testing starter, which provides JUnit 5 and associated testing utilities as transitive dependencies. Without this dependency, Maven was unable to resolve the test classes that</w:t>
+        <w:t>stating that the package org.junit.jupiter.api did not exist, preventing the test compilation phase from completing. This error was traced to a missing spring-boot-starter-test dependency in the project's pom.xml file. The original developer had not included the standard Spring Boot testing starter, which provides JUnit 5 and associated testing utilities as transitive dependencies. Without this dependency, Maven was unable to resolve the test classes that</w:t>
       </w:r>
       <w:r>
         <w:rPr>
@@ -32824,15 +30978,7 @@
         <w:jc w:val="both"/>
       </w:pPr>
       <w:r>
-        <w:t xml:space="preserve">Database connectivity presented another significant obstacle during the initial setup phase of the backend application. The Spring Boot application attempted to connect to the MySQL database using credentials that had been hardcoded in the </w:t>
-      </w:r>
-      <w:proofErr w:type="spellStart"/>
-      <w:r>
-        <w:t>application.properties</w:t>
-      </w:r>
-      <w:proofErr w:type="spellEnd"/>
-      <w:r>
-        <w:t xml:space="preserve"> configuration file by the original developer on a different machine. When executed on the local</w:t>
+        <w:t>Database connectivity presented another significant obstacle during the initial setup phase of the backend application. The Spring Boot application attempted to connect to the MySQL database using credentials that had been hardcoded in the application.properties configuration file by the original developer on a different machine. When executed on the local</w:t>
       </w:r>
       <w:r>
         <w:rPr>
@@ -32851,15 +30997,7 @@
         <w:t xml:space="preserve"> </w:t>
       </w:r>
       <w:r>
-        <w:t xml:space="preserve">terminate during startup. The </w:t>
-      </w:r>
-      <w:proofErr w:type="spellStart"/>
-      <w:r>
-        <w:t>application.properties</w:t>
-      </w:r>
-      <w:proofErr w:type="spellEnd"/>
-      <w:r>
-        <w:t xml:space="preserve"> file had to be carefully inspected and the password field updated to reflect the local MySQL instance's root password. This highlighted the importance of environment-specific configuration management and the risks of</w:t>
+        <w:t>terminate during startup. The application.properties file had to be carefully inspected and the password field updated to reflect the local MySQL instance's root password. This highlighted the importance of environment-specific configuration management and the risks of</w:t>
       </w:r>
       <w:r>
         <w:rPr>
@@ -32879,15 +31017,7 @@
         <w:jc w:val="both"/>
       </w:pPr>
       <w:r>
-        <w:t xml:space="preserve">A fifth issue emerged when the development team discovered that the film_buff database schema did not exist in the local MySQL server instance. The Spring Boot application relied on </w:t>
-      </w:r>
-      <w:proofErr w:type="spellStart"/>
-      <w:r>
-        <w:t>Hibernate's</w:t>
-      </w:r>
-      <w:proofErr w:type="spellEnd"/>
-      <w:r>
-        <w:t xml:space="preserve"> DDL auto-creation feature, which required the target database to be present before the application could</w:t>
+        <w:t>A fifth issue emerged when the development team discovered that the film_buff database schema did not exist in the local MySQL server instance. The Spring Boot application relied on Hibernate's DDL auto-creation feature, which required the target database to be present before the application could</w:t>
       </w:r>
       <w:r>
         <w:rPr>
@@ -33276,15 +31406,7 @@
         <w:t xml:space="preserve"> </w:t>
       </w:r>
       <w:r>
-        <w:t xml:space="preserve">to use </w:t>
-      </w:r>
-      <w:proofErr w:type="spellStart"/>
-      <w:r>
-        <w:t>setAllowedOriginPatterns</w:t>
-      </w:r>
-      <w:proofErr w:type="spellEnd"/>
-      <w:r>
-        <w:t xml:space="preserve"> with wildcard port matching, allowing any localhost or</w:t>
+        <w:t>to use setAllowedOriginPatterns with wildcard port matching, allowing any localhost or</w:t>
       </w:r>
       <w:r>
         <w:rPr>
@@ -33645,15 +31767,7 @@
         <w:t xml:space="preserve"> </w:t>
       </w:r>
       <w:r>
-        <w:t xml:space="preserve">history, </w:t>
-      </w:r>
-      <w:proofErr w:type="spellStart"/>
-      <w:r>
-        <w:t>favourite</w:t>
-      </w:r>
-      <w:proofErr w:type="spellEnd"/>
-      <w:r>
-        <w:t xml:space="preserve"> genres, and written reviews would create a richer community identity layer. The addition of comment threads beneath review entries, where users can discuss and react to each other's opinions, would transform Film Buff from a passive discovery tool into an active community-driven platform.</w:t>
+        <w:t>history, favourite genres, and written reviews would create a richer community identity layer. The addition of comment threads beneath review entries, where users can discuss and react to each other's opinions, would transform Film Buff from a passive discovery tool into an active community-driven platform.</w:t>
       </w:r>
     </w:p>
     <w:p>
@@ -33710,16 +31824,8 @@
         <w:rPr>
           <w:spacing w:val="-2"/>
         </w:rPr>
-        <w:t xml:space="preserve">or </w:t>
-      </w:r>
-      <w:proofErr w:type="spellStart"/>
-      <w:r>
-        <w:rPr>
-          <w:spacing w:val="-2"/>
-        </w:rPr>
-        <w:t>Optimisations</w:t>
-      </w:r>
-      <w:proofErr w:type="spellEnd"/>
+        <w:t>or Optimisations</w:t>
+      </w:r>
     </w:p>
     <w:p>
       <w:pPr>
@@ -33758,15 +31864,7 @@
         <w:t xml:space="preserve"> </w:t>
       </w:r>
       <w:r>
-        <w:t xml:space="preserve">be added to a user's device home screen and launched in full-screen mode, delivering a native application experience entirely through the browser. Push notifications could be sent to users when new trailers for their </w:t>
-      </w:r>
-      <w:proofErr w:type="spellStart"/>
-      <w:r>
-        <w:t>watchlisted</w:t>
-      </w:r>
-      <w:proofErr w:type="spellEnd"/>
-      <w:r>
-        <w:t xml:space="preserve"> movies are released or when community members</w:t>
+        <w:t>be added to a user's device home screen and launched in full-screen mode, delivering a native application experience entirely through the browser. Push notifications could be sent to users when new trailers for their watchlisted movies are released or when community members</w:t>
       </w:r>
       <w:r>
         <w:rPr>
@@ -33877,21 +31975,8 @@
         <w:ind w:right="1400"/>
         <w:jc w:val="both"/>
       </w:pPr>
-      <w:proofErr w:type="spellStart"/>
-      <w:r>
-        <w:t>GraphQL</w:t>
-      </w:r>
-      <w:proofErr w:type="spellEnd"/>
-      <w:r>
-        <w:t xml:space="preserve"> adoption as an alternative or supplementary API layer would give the Film Buff frontend significantly more flexibility in specifying exactly what data it needs from the backend for each view. The current REST API returns fixed response shapes for each endpoint, meaning that some views must make multiple sequential requests to assemble the complete data needed to render a page. </w:t>
-      </w:r>
-      <w:proofErr w:type="spellStart"/>
-      <w:r>
-        <w:t>GraphQL</w:t>
-      </w:r>
-      <w:proofErr w:type="spellEnd"/>
-      <w:r>
-        <w:t xml:space="preserve"> would allow a single query to fetch movie details, cast information, trailers, reviews, and recommendations in a single network round</w:t>
+      <w:r>
+        <w:t>GraphQL adoption as an alternative or supplementary API layer would give the Film Buff frontend significantly more flexibility in specifying exactly what data it needs from the backend for each view. The current REST API returns fixed response shapes for each endpoint, meaning that some views must make multiple sequential requests to assemble the complete data needed to render a page. GraphQL would allow a single query to fetch movie details, cast information, trailers, reviews, and recommendations in a single network round</w:t>
       </w:r>
       <w:r>
         <w:rPr>
@@ -33909,15 +31994,7 @@
         <w:t xml:space="preserve"> </w:t>
       </w:r>
       <w:r>
-        <w:t xml:space="preserve">eliminating over-fetching, and improve page load performance particularly on slower mobile connections. Spring for </w:t>
-      </w:r>
-      <w:proofErr w:type="spellStart"/>
-      <w:r>
-        <w:t>GraphQL</w:t>
-      </w:r>
-      <w:proofErr w:type="spellEnd"/>
-      <w:r>
-        <w:t>, which is maintained by the Spring team and integrates natively with Spring Boot, provides a mature implementation path for this enhancement.</w:t>
+        <w:t>eliminating over-fetching, and improve page load performance particularly on slower mobile connections. Spring for GraphQL, which is maintained by the Spring team and integrates natively with Spring Boot, provides a mature implementation path for this enhancement.</w:t>
       </w:r>
     </w:p>
     <w:p>
@@ -34480,15 +32557,7 @@
         <w:jc w:val="both"/>
       </w:pPr>
       <w:r>
-        <w:t xml:space="preserve">The Film Buff project successfully achieved all of the objectives outlined in Chapter 1, delivering a functional, secure, and visually appealing web application that satisfies the requirements of both its primary and secondary user groups. The user authentication system provides a complete register-and-login workflow with </w:t>
-      </w:r>
-      <w:proofErr w:type="spellStart"/>
-      <w:r>
-        <w:t>BCrypt</w:t>
-      </w:r>
-      <w:proofErr w:type="spellEnd"/>
-      <w:r>
-        <w:t xml:space="preserve"> password hashing and JWT- based stateless session management, meeting contemporary industry standards for web application security. The movie discovery features present trending, popular, and genre- categorized content dynamically</w:t>
+        <w:t>The Film Buff project successfully achieved all of the objectives outlined in Chapter 1, delivering a functional, secure, and visually appealing web application that satisfies the requirements of both its primary and secondary user groups. The user authentication system provides a complete register-and-login workflow with BCrypt password hashing and JWT- based stateless session management, meeting contemporary industry standards for web application security. The movie discovery features present trending, popular, and genre- categorized content dynamically</w:t>
       </w:r>
       <w:r>
         <w:rPr>
@@ -34992,31 +33061,7 @@
         <w:t xml:space="preserve"> </w:t>
       </w:r>
       <w:r>
-        <w:t xml:space="preserve">was particularly instrumental in understanding the correct usage of the </w:t>
-      </w:r>
-      <w:proofErr w:type="spellStart"/>
-      <w:r>
-        <w:t>useEffect</w:t>
-      </w:r>
-      <w:proofErr w:type="spellEnd"/>
-      <w:r>
-        <w:t xml:space="preserve"> hook for managing asynchronous side effects, the </w:t>
-      </w:r>
-      <w:proofErr w:type="spellStart"/>
-      <w:r>
-        <w:t>useCallback</w:t>
-      </w:r>
-      <w:proofErr w:type="spellEnd"/>
-      <w:r>
-        <w:t xml:space="preserve"> and </w:t>
-      </w:r>
-      <w:proofErr w:type="spellStart"/>
-      <w:r>
-        <w:t>useMemo</w:t>
-      </w:r>
-      <w:proofErr w:type="spellEnd"/>
-      <w:r>
-        <w:t xml:space="preserve"> hooks for performance optimization, and React Router v7's declarative routing API for implementing client-side navigation within the single-page application architecture.</w:t>
+        <w:t>was particularly instrumental in understanding the correct usage of the useEffect hook for managing asynchronous side effects, the useCallback and useMemo hooks for performance optimization, and React Router v7's declarative routing API for implementing client-side navigation within the single-page application architecture.</w:t>
       </w:r>
     </w:p>
     <w:p>
@@ -35422,15 +33467,7 @@
         <w:t>Learning React: Modern Patterns for Developing React Apps</w:t>
       </w:r>
       <w:r>
-        <w:t xml:space="preserve">, Second Edition. O'Reilly Media. This book served as a supplementary reference for understanding </w:t>
-      </w:r>
-      <w:proofErr w:type="spellStart"/>
-      <w:r>
-        <w:t>React's</w:t>
-      </w:r>
-      <w:proofErr w:type="spellEnd"/>
-      <w:r>
-        <w:t xml:space="preserve"> compositional component model, custom hook design patterns, and state management strategies using the Context API as an alternative to heavyweight state management libraries such as Redux. Pressman, R. S., and Maxim, B. R. (2019). </w:t>
+        <w:t xml:space="preserve">, Second Edition. O'Reilly Media. This book served as a supplementary reference for understanding React's compositional component model, custom hook design patterns, and state management strategies using the Context API as an alternative to heavyweight state management libraries such as Redux. Pressman, R. S., and Maxim, B. R. (2019). </w:t>
       </w:r>
       <w:r>
         <w:rPr>
@@ -35469,77 +33506,7 @@
           <w:sz w:val="20"/>
         </w:rPr>
         <w:lastRenderedPageBreak/>
-        <w:t xml:space="preserve">The official MySQL 8.0 reference manual, published by Oracle Corporation and available through the MySQL documentation portal, was consulted for syntax guidance on DDL statements, user privilege management, the configuration of the authentication plugin, and the tuning of the </w:t>
-      </w:r>
-      <w:proofErr w:type="spellStart"/>
-      <w:r>
-        <w:rPr>
-          <w:sz w:val="20"/>
-        </w:rPr>
-        <w:t>InnoDB</w:t>
-      </w:r>
-      <w:proofErr w:type="spellEnd"/>
-      <w:r>
-        <w:rPr>
-          <w:sz w:val="20"/>
-        </w:rPr>
-        <w:t xml:space="preserve"> storage engine parameters relevant to connection pool </w:t>
-      </w:r>
-      <w:proofErr w:type="spellStart"/>
-      <w:r>
-        <w:rPr>
-          <w:sz w:val="20"/>
-        </w:rPr>
-        <w:t>behaviour</w:t>
-      </w:r>
-      <w:proofErr w:type="spellEnd"/>
-      <w:r>
-        <w:rPr>
-          <w:sz w:val="20"/>
-        </w:rPr>
-        <w:t xml:space="preserve"> under concurrent load. The </w:t>
-      </w:r>
-      <w:proofErr w:type="spellStart"/>
-      <w:r>
-        <w:rPr>
-          <w:sz w:val="20"/>
-        </w:rPr>
-        <w:t>HikariCP</w:t>
-      </w:r>
-      <w:proofErr w:type="spellEnd"/>
-      <w:r>
-        <w:rPr>
-          <w:sz w:val="20"/>
-        </w:rPr>
-        <w:t xml:space="preserve"> connection pool documentation, hosted on the </w:t>
-      </w:r>
-      <w:proofErr w:type="spellStart"/>
-      <w:r>
-        <w:rPr>
-          <w:sz w:val="20"/>
-        </w:rPr>
-        <w:t>HikariCP</w:t>
-      </w:r>
-      <w:proofErr w:type="spellEnd"/>
-      <w:r>
-        <w:rPr>
-          <w:sz w:val="20"/>
-        </w:rPr>
-        <w:t xml:space="preserve"> GitHub repository, was referenced to understand the configuration properties exposed through Spring Boot's </w:t>
-      </w:r>
-      <w:proofErr w:type="spellStart"/>
-      <w:r>
-        <w:rPr>
-          <w:sz w:val="20"/>
-        </w:rPr>
-        <w:t>application.properties</w:t>
-      </w:r>
-      <w:proofErr w:type="spellEnd"/>
-      <w:r>
-        <w:rPr>
-          <w:sz w:val="20"/>
-        </w:rPr>
-        <w:t xml:space="preserve"> for tuning pool size, connection timeout, and idle connection management. These references collectively ensured that the database tier of Film Buff was configured according to authoritative vendor recommendations rather than informal conventions.</w:t>
+        <w:t>The official MySQL 8.0 reference manual, published by Oracle Corporation and available through the MySQL documentation portal, was consulted for syntax guidance on DDL statements, user privilege management, the configuration of the authentication plugin, and the tuning of the InnoDB storage engine parameters relevant to connection pool behaviour under concurrent load. The HikariCP connection pool documentation, hosted on the HikariCP GitHub repository, was referenced to understand the configuration properties exposed through Spring Boot's application.properties for tuning pool size, connection timeout, and idle connection management. These references collectively ensured that the database tier of Film Buff was configured according to authoritative vendor recommendations rather than informal conventions.</w:t>
       </w:r>
     </w:p>
     <w:p>
@@ -35633,21 +33600,7 @@
         <w:rPr>
           <w:sz w:val="20"/>
         </w:rPr>
-        <w:t xml:space="preserve">repository, guided the implementation of token generation in the Spring Boot </w:t>
-      </w:r>
-      <w:proofErr w:type="spellStart"/>
-      <w:r>
-        <w:rPr>
-          <w:sz w:val="20"/>
-        </w:rPr>
-        <w:t>AuthService</w:t>
-      </w:r>
-      <w:proofErr w:type="spellEnd"/>
-      <w:r>
-        <w:rPr>
-          <w:sz w:val="20"/>
-        </w:rPr>
-        <w:t xml:space="preserve"> class, including the selection of the HMAC-SHA256 signing algorithm, the structure of the claims payload, and the recommended approach for validating token signatures during request filtering. The OWASP Authentication Cheat Sheet, published by the Open Web Application Security Project, was consulted to verify that the authentication design of Film Buff adhered to industry-recognized security best practices, particularly regarding password hashing algorithm selection and token storage recommendations for browser-based clients.</w:t>
+        <w:t>repository, guided the implementation of token generation in the Spring Boot AuthService class, including the selection of the HMAC-SHA256 signing algorithm, the structure of the claims payload, and the recommended approach for validating token signatures during request filtering. The OWASP Authentication Cheat Sheet, published by the Open Web Application Security Project, was consulted to verify that the authentication design of Film Buff adhered to industry-recognized security best practices, particularly regarding password hashing algorithm selection and token storage recommendations for browser-based clients.</w:t>
       </w:r>
     </w:p>
     <w:p>
@@ -36200,23 +34153,7 @@
         <w:t xml:space="preserve"> </w:t>
       </w:r>
       <w:r>
-        <w:t xml:space="preserve">application, first download or clone the complete Cinephile project folder and open it using Visual Studio Code or IntelliJ IDEA. Ensure that Node.js, </w:t>
-      </w:r>
-      <w:proofErr w:type="spellStart"/>
-      <w:r>
-        <w:t>npm</w:t>
-      </w:r>
-      <w:proofErr w:type="spellEnd"/>
-      <w:r>
-        <w:t xml:space="preserve">, Java JDK, and MySQL are installed on the system. Create a MySQL database named film_buff and configure the database username, password, and connection details in the Spring Boot </w:t>
-      </w:r>
-      <w:proofErr w:type="spellStart"/>
-      <w:r>
-        <w:t>application.properties</w:t>
-      </w:r>
-      <w:proofErr w:type="spellEnd"/>
-      <w:r>
-        <w:t xml:space="preserve"> file. The required TMDB API token and Firebase configuration should also be configured before running the application. The backend can be started by opening a terminal in the backend directory and running</w:t>
+        <w:t>application, first download or clone the complete Cinephile project folder and open it using Visual Studio Code or IntelliJ IDEA. Ensure that Node.js, npm, Java JDK, and MySQL are installed on the system. Create a MySQL database named film_buff and configure the database username, password, and connection details in the Spring Boot application.properties file. The required TMDB API token and Firebase configuration should also be configured before running the application. The backend can be started by opening a terminal in the backend directory and running</w:t>
       </w:r>
       <w:r>
         <w:rPr>
@@ -36269,13 +34206,8 @@
         </w:rPr>
         <w:t xml:space="preserve"> </w:t>
       </w:r>
-      <w:proofErr w:type="spellStart"/>
-      <w:r>
-        <w:t>spring-boot:run</w:t>
-      </w:r>
-      <w:proofErr w:type="spellEnd"/>
-      <w:r>
-        <w:t>.</w:t>
+      <w:r>
+        <w:t>spring-boot:run.</w:t>
       </w:r>
       <w:r>
         <w:rPr>
@@ -36373,13 +34305,8 @@
         </w:rPr>
         <w:t xml:space="preserve"> </w:t>
       </w:r>
-      <w:proofErr w:type="spellStart"/>
-      <w:r>
-        <w:t>npm</w:t>
-      </w:r>
-      <w:proofErr w:type="spellEnd"/>
-      <w:r>
-        <w:t xml:space="preserve"> install, and</w:t>
+      <w:r>
+        <w:t>npm install, and</w:t>
       </w:r>
       <w:r>
         <w:rPr>
@@ -36414,13 +34341,8 @@
         </w:rPr>
         <w:t xml:space="preserve"> </w:t>
       </w:r>
-      <w:proofErr w:type="spellStart"/>
-      <w:r>
-        <w:t>npm</w:t>
-      </w:r>
-      <w:proofErr w:type="spellEnd"/>
-      <w:r>
-        <w:t xml:space="preserve"> run dev. The application can then be accessed through the local URL provided by Vite, usually http://localhost:5173. Both</w:t>
+      <w:r>
+        <w:t>npm run dev. The application can then be accessed through the local URL provided by Vite, usually http://localhost:5173. Both</w:t>
       </w:r>
       <w:r>
         <w:rPr>
